--- a/hhassan_full.docx
+++ b/hhassan_full.docx
@@ -1093,7 +1093,7 @@
           <w:szCs w:val="16"/>
           <w:lang w:val="en-US" w:eastAsia="ko-KR"/>
         </w:rPr>
-        <w:t>––LLMs</w:t>
+        <w:t>LLM &amp; Agentic Systems</w:t>
       </w:r>
     </w:p>
     <w:p>
@@ -1179,6 +1179,54 @@
     </w:p>
     <w:p>
       <w:pPr>
+        <w:pStyle w:val="ListParagraph"/>
+        <w:numPr>
+          <w:ilvl w:val="0"/>
+          <w:numId w:val="2"/>
+        </w:numPr>
+        <w:rPr>
+          <w:rFonts w:ascii="Merriweather Light" w:eastAsia="Merriweather Light" w:hAnsi="Merriweather Light" w:cs="Merriweather Light"/>
+          <w:color w:val="000000" w:themeColor="text1"/>
+          <w:sz w:val="16"/>
+          <w:szCs w:val="16"/>
+          <w:lang w:val="en-US" w:eastAsia="ko-KR"/>
+        </w:rPr>
+      </w:pPr>
+      <w:r>
+        <w:rPr>
+          <w:rFonts w:ascii="Merriweather Light" w:eastAsia="Merriweather Light" w:hAnsi="Merriweather Light" w:cs="Merriweather Light"/>
+          <w:color w:val="000000" w:themeColor="text1"/>
+          <w:sz w:val="16"/>
+          <w:szCs w:val="16"/>
+          <w:lang w:val="en-US" w:eastAsia="ko-KR"/>
+        </w:rPr>
+        <w:t xml:space="preserve">Built </w:t>
+      </w:r>
+      <w:proofErr w:type="gramStart"/>
+      <w:r>
+        <w:rPr>
+          <w:rFonts w:ascii="Merriweather Light" w:eastAsia="Merriweather Light" w:hAnsi="Merriweather Light" w:cs="Merriweather Light"/>
+          <w:color w:val="000000" w:themeColor="text1"/>
+          <w:sz w:val="16"/>
+          <w:szCs w:val="16"/>
+          <w:lang w:val="en-US" w:eastAsia="ko-KR"/>
+        </w:rPr>
+        <w:t>Multi-RAG</w:t>
+      </w:r>
+      <w:proofErr w:type="gramEnd"/>
+      <w:r>
+        <w:rPr>
+          <w:rFonts w:ascii="Merriweather Light" w:eastAsia="Merriweather Light" w:hAnsi="Merriweather Light" w:cs="Merriweather Light"/>
+          <w:color w:val="000000" w:themeColor="text1"/>
+          <w:sz w:val="16"/>
+          <w:szCs w:val="16"/>
+          <w:lang w:val="en-US" w:eastAsia="ko-KR"/>
+        </w:rPr>
+        <w:t xml:space="preserve"> pipelines (multi-source retrieval, hybrid search, reranking), improving Recall@10 ~20% and reducing hallucinations ~30%.</w:t>
+      </w:r>
+    </w:p>
+    <w:p>
+      <w:pPr>
         <w:spacing w:after="30" w:line="232" w:lineRule="auto"/>
         <w:rPr>
           <w:rFonts w:ascii="Merriweather Light" w:eastAsia="Merriweather Light" w:hAnsi="Merriweather Light" w:cs="Merriweather Light"/>
@@ -1196,7 +1244,7 @@
           <w:szCs w:val="16"/>
           <w:lang w:val="en-US" w:eastAsia="ko-KR"/>
         </w:rPr>
-        <w:t>––CV</w:t>
+        <w:t>Computer Vision &amp; Edge</w:t>
       </w:r>
     </w:p>
     <w:p>
@@ -1277,6 +1325,7 @@
           <w:szCs w:val="16"/>
           <w:lang w:val="en-US" w:eastAsia="ko-KR"/>
         </w:rPr>
+        <w:lastRenderedPageBreak/>
         <w:t>Deployed real-time video analytics on NVIDIA Jetson edge devices across 10+ camera feeds / 5+ sites, sustaining 25–35 FPS with &lt;150 ms latency for tracking, counting, and behavior analytics.</w:t>
       </w:r>
     </w:p>
@@ -1304,7 +1353,6 @@
           <w:szCs w:val="16"/>
           <w:lang w:val="en-US" w:eastAsia="ko-KR"/>
         </w:rPr>
-        <w:lastRenderedPageBreak/>
         <w:t>Built PPE compliance detection (Aramco), achieving 94% precision / 90% recall and reducing false alarms by 25% via post-processing and threshold calibration.</w:t>
       </w:r>
     </w:p>
@@ -2523,6 +2571,7 @@
           <w:sz w:val="21"/>
           <w:szCs w:val="21"/>
         </w:rPr>
+        <w:lastRenderedPageBreak/>
         <w:t>HOBBIES</w:t>
       </w:r>
     </w:p>

--- a/hhassan_full.docx
+++ b/hhassan_full.docx
@@ -49,7 +49,23 @@
           <w:sz w:val="19"/>
           <w:szCs w:val="19"/>
         </w:rPr>
-        <w:t>Senior AI/ML Engineer — Computer Vision · LLM &amp; Agentic Systems · Production ML</w:t>
+        <w:t xml:space="preserve">Senior AI/ML Engineer — Computer Vision · </w:t>
+      </w:r>
+      <w:r>
+        <w:rPr>
+          <w:rFonts w:ascii="Merriweather" w:hAnsi="Merriweather"/>
+          <w:sz w:val="19"/>
+          <w:szCs w:val="19"/>
+        </w:rPr>
+        <w:t>Conversational AI</w:t>
+      </w:r>
+      <w:r>
+        <w:rPr>
+          <w:rFonts w:ascii="Merriweather" w:hAnsi="Merriweather"/>
+          <w:sz w:val="19"/>
+          <w:szCs w:val="19"/>
+        </w:rPr>
+        <w:t xml:space="preserve"> · Production ML</w:t>
       </w:r>
     </w:p>
     <w:p>
@@ -463,24 +479,263 @@
     <w:p>
       <w:pPr>
         <w:spacing w:line="270" w:lineRule="auto"/>
-        <w:jc w:val="both"/>
-        <w:rPr>
-          <w:rFonts w:ascii="Merriweather Light" w:eastAsia="SimSun" w:hAnsi="Merriweather Light"/>
-          <w:color w:val="000000" w:themeColor="text1"/>
-          <w:sz w:val="16"/>
-          <w:szCs w:val="16"/>
-          <w:lang w:eastAsia="ko-KR"/>
-        </w:rPr>
-      </w:pPr>
-      <w:r>
-        <w:rPr>
-          <w:rFonts w:ascii="Merriweather Light" w:eastAsia="SimSun" w:hAnsi="Merriweather Light"/>
-          <w:color w:val="000000" w:themeColor="text1"/>
-          <w:sz w:val="16"/>
-          <w:szCs w:val="16"/>
-          <w:lang w:eastAsia="ko-KR"/>
-        </w:rPr>
-        <w:t>Senior ML Engineer / AI Technical Lead with 9+ years shipping production AI systems end-to-end across two tracks: computer vision &amp; video analytics (OCR, multi-object tracking, action recognition, edge deployment on NVIDIA Jetson) and LLM-powered systems (agentic workflows with LangGraph, RAG with LlamaIndex, and a full evaluation/observability stack with Ragas and LangSmith). Strong software-engineering foundation — production Python, FastAPI/REST design, Docker, Kubernetes, CI/CD, ONNX/TensorRT — with a habit of thinking in latency, cost-per-query, and output-quality metrics. Comfortable owning the full lifecycle: architecture, code, deployment, evaluation, and monitoring.</w:t>
+        <w:rPr>
+          <w:rFonts w:ascii="Merriweather Light" w:eastAsia="SimSun" w:hAnsi="Merriweather Light"/>
+          <w:color w:val="000000" w:themeColor="text1"/>
+          <w:sz w:val="16"/>
+          <w:szCs w:val="16"/>
+          <w:lang w:eastAsia="ko-KR"/>
+        </w:rPr>
+      </w:pPr>
+      <w:r>
+        <w:rPr>
+          <w:rFonts w:ascii="Merriweather Light" w:eastAsia="SimSun" w:hAnsi="Merriweather Light"/>
+          <w:color w:val="000000" w:themeColor="text1"/>
+          <w:sz w:val="16"/>
+          <w:szCs w:val="16"/>
+          <w:lang w:eastAsia="ko-KR"/>
+        </w:rPr>
+        <w:t>Senior</w:t>
+      </w:r>
+      <w:r>
+        <w:rPr>
+          <w:rFonts w:ascii="Merriweather Light" w:eastAsia="SimSun" w:hAnsi="Merriweather Light"/>
+          <w:color w:val="000000" w:themeColor="text1"/>
+          <w:sz w:val="16"/>
+          <w:szCs w:val="16"/>
+          <w:lang w:eastAsia="ko-KR"/>
+        </w:rPr>
+        <w:t xml:space="preserve"> </w:t>
+      </w:r>
+      <w:r>
+        <w:rPr>
+          <w:rFonts w:ascii="Merriweather Light" w:eastAsia="SimSun" w:hAnsi="Merriweather Light"/>
+          <w:color w:val="000000" w:themeColor="text1"/>
+          <w:sz w:val="16"/>
+          <w:szCs w:val="16"/>
+          <w:lang w:eastAsia="ko-KR"/>
+        </w:rPr>
+        <w:t>ML Engineer / AI Technical Lead with 9+ years shipping production AI systems end-to-end across three tracks:</w:t>
+      </w:r>
+      <w:r>
+        <w:rPr>
+          <w:rFonts w:ascii="Merriweather Light" w:eastAsia="SimSun" w:hAnsi="Merriweather Light"/>
+          <w:color w:val="000000" w:themeColor="text1"/>
+          <w:sz w:val="16"/>
+          <w:szCs w:val="16"/>
+          <w:lang w:eastAsia="ko-KR"/>
+        </w:rPr>
+        <w:t xml:space="preserve"> </w:t>
+      </w:r>
+      <w:r>
+        <w:rPr>
+          <w:rFonts w:ascii="Merriweather Light" w:eastAsia="SimSun" w:hAnsi="Merriweather Light"/>
+          <w:color w:val="000000" w:themeColor="text1"/>
+          <w:sz w:val="16"/>
+          <w:szCs w:val="16"/>
+          <w:lang w:eastAsia="ko-KR"/>
+        </w:rPr>
+        <w:t>computer vision and video analytics (multi-object tracking, thermal/IR, edge deployment on NVIDIA Jetson), speech</w:t>
+      </w:r>
+      <w:r>
+        <w:rPr>
+          <w:rFonts w:ascii="Merriweather Light" w:eastAsia="SimSun" w:hAnsi="Merriweather Light"/>
+          <w:color w:val="000000" w:themeColor="text1"/>
+          <w:sz w:val="16"/>
+          <w:szCs w:val="16"/>
+          <w:lang w:eastAsia="ko-KR"/>
+        </w:rPr>
+        <w:t xml:space="preserve"> </w:t>
+      </w:r>
+      <w:r>
+        <w:rPr>
+          <w:rFonts w:ascii="Merriweather Light" w:eastAsia="SimSun" w:hAnsi="Merriweather Light"/>
+          <w:color w:val="000000" w:themeColor="text1"/>
+          <w:sz w:val="16"/>
+          <w:szCs w:val="16"/>
+          <w:lang w:eastAsia="ko-KR"/>
+        </w:rPr>
+        <w:t>and conversational AI</w:t>
+      </w:r>
+      <w:r>
+        <w:rPr>
+          <w:rFonts w:ascii="Merriweather Light" w:eastAsia="SimSun" w:hAnsi="Merriweather Light"/>
+          <w:color w:val="000000" w:themeColor="text1"/>
+          <w:sz w:val="16"/>
+          <w:szCs w:val="16"/>
+          <w:lang w:eastAsia="ko-KR"/>
+        </w:rPr>
+        <w:t xml:space="preserve"> </w:t>
+      </w:r>
+      <w:r>
+        <w:rPr>
+          <w:rFonts w:ascii="Merriweather Light" w:eastAsia="SimSun" w:hAnsi="Merriweather Light"/>
+          <w:color w:val="000000" w:themeColor="text1"/>
+          <w:sz w:val="16"/>
+          <w:szCs w:val="16"/>
+          <w:lang w:eastAsia="ko-KR"/>
+        </w:rPr>
+        <w:t>(Arabic ASR at 7.5% WER, XTTS-v2 multilingual TTS at 4.1 average MOS, and a full telephony</w:t>
+      </w:r>
+      <w:r>
+        <w:rPr>
+          <w:rFonts w:ascii="Merriweather Light" w:eastAsia="SimSun" w:hAnsi="Merriweather Light"/>
+          <w:color w:val="000000" w:themeColor="text1"/>
+          <w:sz w:val="16"/>
+          <w:szCs w:val="16"/>
+          <w:lang w:eastAsia="ko-KR"/>
+        </w:rPr>
+        <w:t xml:space="preserve"> </w:t>
+      </w:r>
+      <w:r>
+        <w:rPr>
+          <w:rFonts w:ascii="Merriweather Light" w:eastAsia="SimSun" w:hAnsi="Merriweather Light"/>
+          <w:color w:val="000000" w:themeColor="text1"/>
+          <w:sz w:val="16"/>
+          <w:szCs w:val="16"/>
+          <w:lang w:eastAsia="ko-KR"/>
+        </w:rPr>
+        <w:t>stack of ASR, diarization, VAD, keyword spotting, intent and NER), and LLM-powered systems (agentic workflows with</w:t>
+      </w:r>
+      <w:r>
+        <w:rPr>
+          <w:rFonts w:ascii="Merriweather Light" w:eastAsia="SimSun" w:hAnsi="Merriweather Light"/>
+          <w:color w:val="000000" w:themeColor="text1"/>
+          <w:sz w:val="16"/>
+          <w:szCs w:val="16"/>
+          <w:lang w:eastAsia="ko-KR"/>
+        </w:rPr>
+        <w:t xml:space="preserve"> </w:t>
+      </w:r>
+      <w:r>
+        <w:rPr>
+          <w:rFonts w:ascii="Merriweather Light" w:eastAsia="SimSun" w:hAnsi="Merriweather Light"/>
+          <w:color w:val="000000" w:themeColor="text1"/>
+          <w:sz w:val="16"/>
+          <w:szCs w:val="16"/>
+          <w:lang w:eastAsia="ko-KR"/>
+        </w:rPr>
+        <w:t>LangGraph, RAG with LlamaIndex, evaluation and observability with Ragas and LangSmith). Also deep in document AI —</w:t>
+      </w:r>
+      <w:r>
+        <w:rPr>
+          <w:rFonts w:ascii="Merriweather Light" w:eastAsia="SimSun" w:hAnsi="Merriweather Light"/>
+          <w:color w:val="000000" w:themeColor="text1"/>
+          <w:sz w:val="16"/>
+          <w:szCs w:val="16"/>
+          <w:lang w:eastAsia="ko-KR"/>
+        </w:rPr>
+        <w:t xml:space="preserve"> </w:t>
+      </w:r>
+      <w:r>
+        <w:rPr>
+          <w:rFonts w:ascii="Merriweather Light" w:eastAsia="SimSun" w:hAnsi="Merriweather Light"/>
+          <w:color w:val="000000" w:themeColor="text1"/>
+          <w:sz w:val="16"/>
+          <w:szCs w:val="16"/>
+          <w:lang w:eastAsia="ko-KR"/>
+        </w:rPr>
+        <w:t>98% F1 layout analysis, 93% F1 graphics understanding, and</w:t>
+      </w:r>
+      <w:r>
+        <w:rPr>
+          <w:rFonts w:ascii="Merriweather Light" w:eastAsia="SimSun" w:hAnsi="Merriweather Light"/>
+          <w:color w:val="000000" w:themeColor="text1"/>
+          <w:sz w:val="16"/>
+          <w:szCs w:val="16"/>
+          <w:lang w:eastAsia="ko-KR"/>
+        </w:rPr>
+        <w:t xml:space="preserve"> </w:t>
+      </w:r>
+      <w:r>
+        <w:rPr>
+          <w:rFonts w:ascii="Merriweather Light" w:eastAsia="SimSun" w:hAnsi="Merriweather Light"/>
+          <w:color w:val="000000" w:themeColor="text1"/>
+          <w:sz w:val="16"/>
+          <w:szCs w:val="16"/>
+          <w:lang w:eastAsia="ko-KR"/>
+        </w:rPr>
+        <w:t>Arabic OCR in production. First place in two international</w:t>
+      </w:r>
+      <w:r>
+        <w:rPr>
+          <w:rFonts w:ascii="Merriweather Light" w:eastAsia="SimSun" w:hAnsi="Merriweather Light"/>
+          <w:color w:val="000000" w:themeColor="text1"/>
+          <w:sz w:val="16"/>
+          <w:szCs w:val="16"/>
+          <w:lang w:eastAsia="ko-KR"/>
+        </w:rPr>
+        <w:t xml:space="preserve"> </w:t>
+      </w:r>
+      <w:r>
+        <w:rPr>
+          <w:rFonts w:ascii="Merriweather Light" w:eastAsia="SimSun" w:hAnsi="Merriweather Light"/>
+          <w:color w:val="000000" w:themeColor="text1"/>
+          <w:sz w:val="16"/>
+          <w:szCs w:val="16"/>
+          <w:lang w:eastAsia="ko-KR"/>
+        </w:rPr>
+        <w:t>competitions (MGB-5 2019 dialectal Arabic ASR, ICFHR RASM 2018</w:t>
+      </w:r>
+      <w:r>
+        <w:rPr>
+          <w:rFonts w:ascii="Merriweather Light" w:eastAsia="SimSun" w:hAnsi="Merriweather Light"/>
+          <w:color w:val="000000" w:themeColor="text1"/>
+          <w:sz w:val="16"/>
+          <w:szCs w:val="16"/>
+          <w:lang w:eastAsia="ko-KR"/>
+        </w:rPr>
+        <w:t xml:space="preserve"> </w:t>
+      </w:r>
+      <w:r>
+        <w:rPr>
+          <w:rFonts w:ascii="Merriweather Light" w:eastAsia="SimSun" w:hAnsi="Merriweather Light"/>
+          <w:color w:val="000000" w:themeColor="text1"/>
+          <w:sz w:val="16"/>
+          <w:szCs w:val="16"/>
+          <w:lang w:eastAsia="ko-KR"/>
+        </w:rPr>
+        <w:t>manuscript recognition) with three peer-reviewed</w:t>
+      </w:r>
+      <w:r>
+        <w:rPr>
+          <w:rFonts w:ascii="Merriweather Light" w:eastAsia="SimSun" w:hAnsi="Merriweather Light"/>
+          <w:color w:val="000000" w:themeColor="text1"/>
+          <w:sz w:val="16"/>
+          <w:szCs w:val="16"/>
+          <w:lang w:eastAsia="ko-KR"/>
+        </w:rPr>
+        <w:t xml:space="preserve"> </w:t>
+      </w:r>
+      <w:r>
+        <w:rPr>
+          <w:rFonts w:ascii="Merriweather Light" w:eastAsia="SimSun" w:hAnsi="Merriweather Light"/>
+          <w:color w:val="000000" w:themeColor="text1"/>
+          <w:sz w:val="16"/>
+          <w:szCs w:val="16"/>
+          <w:lang w:eastAsia="ko-KR"/>
+        </w:rPr>
+        <w:t>publications. Comfortable owning the full lifecycle — architecture, code, deployment, evaluation, monitoring — and</w:t>
+      </w:r>
+      <w:r>
+        <w:rPr>
+          <w:rFonts w:ascii="Merriweather Light" w:eastAsia="SimSun" w:hAnsi="Merriweather Light"/>
+          <w:color w:val="000000" w:themeColor="text1"/>
+          <w:sz w:val="16"/>
+          <w:szCs w:val="16"/>
+          <w:lang w:eastAsia="ko-KR"/>
+        </w:rPr>
+        <w:t xml:space="preserve"> </w:t>
+      </w:r>
+      <w:r>
+        <w:rPr>
+          <w:rFonts w:ascii="Merriweather Light" w:eastAsia="SimSun" w:hAnsi="Merriweather Light"/>
+          <w:color w:val="000000" w:themeColor="text1"/>
+          <w:sz w:val="16"/>
+          <w:szCs w:val="16"/>
+          <w:lang w:eastAsia="ko-KR"/>
+        </w:rPr>
+        <w:t>leading the team that does it.</w:t>
       </w:r>
     </w:p>
     <w:p>
@@ -558,7 +813,40 @@
           <w:szCs w:val="16"/>
           <w:lang w:eastAsia="ko-KR"/>
         </w:rPr>
-        <w:t>: Senior ML Engineer, AI Technical Lead, Senior Computer Vision Engineer, LLM/Agentic Systems Engineer.</w:t>
+        <w:t>: Senior ML Engineer, AI Technical Lead, Senior Computer Vision Engineer, LLM/Agentic Systems Engineer</w:t>
+      </w:r>
+      <w:r>
+        <w:rPr>
+          <w:rFonts w:ascii="Merriweather Light" w:eastAsia="SimSun" w:hAnsi="Merriweather Light"/>
+          <w:color w:val="000000" w:themeColor="text1"/>
+          <w:sz w:val="16"/>
+          <w:szCs w:val="16"/>
+          <w:lang w:eastAsia="ko-KR"/>
+        </w:rPr>
+        <w:t>,</w:t>
+      </w:r>
+      <w:r>
+        <w:t xml:space="preserve"> </w:t>
+      </w:r>
+      <w:r>
+        <w:rPr>
+          <w:rFonts w:ascii="Merriweather Light" w:eastAsia="SimSun" w:hAnsi="Merriweather Light"/>
+          <w:color w:val="000000" w:themeColor="text1"/>
+          <w:sz w:val="16"/>
+          <w:szCs w:val="16"/>
+          <w:lang w:eastAsia="ko-KR"/>
+        </w:rPr>
+        <w:t>Conversational AI Engineer</w:t>
+      </w:r>
+      <w:r>
+        <w:rPr>
+          <w:rFonts w:ascii="Merriweather Light" w:eastAsia="SimSun" w:hAnsi="Merriweather Light"/>
+          <w:color w:val="000000" w:themeColor="text1"/>
+          <w:sz w:val="16"/>
+          <w:szCs w:val="16"/>
+          <w:lang w:eastAsia="ko-KR"/>
+        </w:rPr>
+        <w:t>.</w:t>
       </w:r>
     </w:p>
     <w:p>
@@ -593,7 +881,57 @@
           <w:szCs w:val="16"/>
           <w:lang w:eastAsia="ko-KR"/>
         </w:rPr>
-        <w:t>: Computer Vision Pipelines, OCR, Video Analytics, Multi-Object Tracking, Action Recognition, Agentic Workflows, RAG, LLM Evaluation, Automated Labeling, Human-in-the-Loop Workflows, Active Learning, Weak Supervision, Dataset Quality Assurance, ML APIs, MLOps, Cloud/Edge Deployment.</w:t>
+        <w:t>: Computer Vision Pipelines, OCR, Video Analytics, Multi-Object Tracking,</w:t>
+      </w:r>
+      <w:r>
+        <w:rPr>
+          <w:rFonts w:ascii="Merriweather Light" w:eastAsia="SimSun" w:hAnsi="Merriweather Light"/>
+          <w:color w:val="000000" w:themeColor="text1"/>
+          <w:sz w:val="16"/>
+          <w:szCs w:val="16"/>
+          <w:lang w:eastAsia="ko-KR"/>
+        </w:rPr>
+        <w:t xml:space="preserve"> </w:t>
+      </w:r>
+      <w:r>
+        <w:rPr>
+          <w:rFonts w:ascii="Merriweather Light" w:eastAsia="SimSun" w:hAnsi="Merriweather Light"/>
+          <w:color w:val="000000" w:themeColor="text1"/>
+          <w:sz w:val="16"/>
+          <w:szCs w:val="16"/>
+          <w:lang w:eastAsia="ko-KR"/>
+        </w:rPr>
+        <w:t>Action Recognition,</w:t>
+      </w:r>
+      <w:r>
+        <w:rPr>
+          <w:rFonts w:ascii="Merriweather Light" w:eastAsia="SimSun" w:hAnsi="Merriweather Light"/>
+          <w:color w:val="000000" w:themeColor="text1"/>
+          <w:sz w:val="16"/>
+          <w:szCs w:val="16"/>
+          <w:lang w:eastAsia="ko-KR"/>
+        </w:rPr>
+        <w:t xml:space="preserve"> </w:t>
+      </w:r>
+      <w:r>
+        <w:rPr>
+          <w:rFonts w:ascii="Merriweather Light" w:eastAsia="SimSun" w:hAnsi="Merriweather Light"/>
+          <w:color w:val="000000" w:themeColor="text1"/>
+          <w:sz w:val="16"/>
+          <w:szCs w:val="16"/>
+          <w:lang w:eastAsia="ko-KR"/>
+        </w:rPr>
+        <w:t>OCR &amp; Document Understanding, Speech Recognition (ASR), Speech Synthesis (TTS), Speaker Diarization,</w:t>
+      </w:r>
+      <w:r>
+        <w:rPr>
+          <w:rFonts w:ascii="Merriweather Light" w:eastAsia="SimSun" w:hAnsi="Merriweather Light"/>
+          <w:color w:val="000000" w:themeColor="text1"/>
+          <w:sz w:val="16"/>
+          <w:szCs w:val="16"/>
+          <w:lang w:eastAsia="ko-KR"/>
+        </w:rPr>
+        <w:t xml:space="preserve"> Agentic Workflows, RAG, LLM Evaluation, Automated Labeling, Human-in-the-Loop Workflows, Active Learning, Weak Supervision, Dataset Quality Assurance, ML APIs, MLOps, Cloud/Edge Deployment.</w:t>
       </w:r>
     </w:p>
     <w:p>
@@ -645,7 +983,6 @@
     <w:p>
       <w:pPr>
         <w:spacing w:line="270" w:lineRule="auto"/>
-        <w:jc w:val="both"/>
         <w:rPr>
           <w:rFonts w:ascii="Merriweather Light" w:eastAsia="SimSun" w:hAnsi="Merriweather Light"/>
           <w:color w:val="000000" w:themeColor="text1"/>
@@ -664,23 +1001,42 @@
           <w:szCs w:val="16"/>
           <w:lang w:eastAsia="ko-KR"/>
         </w:rPr>
-        <w:t>Programming:</w:t>
-      </w:r>
-      <w:r>
-        <w:rPr>
-          <w:rFonts w:ascii="Merriweather Light" w:eastAsia="SimSun" w:hAnsi="Merriweather Light"/>
-          <w:color w:val="000000" w:themeColor="text1"/>
-          <w:sz w:val="16"/>
-          <w:szCs w:val="16"/>
-          <w:lang w:eastAsia="ko-KR"/>
-        </w:rPr>
-        <w:t xml:space="preserve"> Python (expert), C/C++ (intermediate), CUDA / NVIDIA platforms, Git, Linux.</w:t>
+        <w:t>Programming &amp; Software</w:t>
+      </w:r>
+      <w:r>
+        <w:rPr>
+          <w:rFonts w:ascii="Merriweather Light" w:eastAsia="SimSun" w:hAnsi="Merriweather Light"/>
+          <w:color w:val="000000" w:themeColor="text1"/>
+          <w:sz w:val="16"/>
+          <w:szCs w:val="16"/>
+          <w:lang w:eastAsia="ko-KR"/>
+        </w:rPr>
+        <w:t>: Python (expert), C/C++ (intermediate), CUDA / NVIDIA platforms, FastAPI &amp; REST design,</w:t>
+      </w:r>
+      <w:r>
+        <w:rPr>
+          <w:rFonts w:ascii="Merriweather Light" w:eastAsia="SimSun" w:hAnsi="Merriweather Light"/>
+          <w:color w:val="000000" w:themeColor="text1"/>
+          <w:sz w:val="16"/>
+          <w:szCs w:val="16"/>
+          <w:lang w:eastAsia="ko-KR"/>
+        </w:rPr>
+        <w:t xml:space="preserve"> </w:t>
+      </w:r>
+      <w:r>
+        <w:rPr>
+          <w:rFonts w:ascii="Merriweather Light" w:eastAsia="SimSun" w:hAnsi="Merriweather Light"/>
+          <w:color w:val="000000" w:themeColor="text1"/>
+          <w:sz w:val="16"/>
+          <w:szCs w:val="16"/>
+          <w:lang w:eastAsia="ko-KR"/>
+        </w:rPr>
+        <w:t>multi-threaded real-time systems, Git, Linux.</w:t>
       </w:r>
     </w:p>
     <w:p>
       <w:pPr>
         <w:spacing w:line="270" w:lineRule="auto"/>
-        <w:jc w:val="both"/>
         <w:rPr>
           <w:rFonts w:ascii="Merriweather Light" w:eastAsia="SimSun" w:hAnsi="Merriweather Light"/>
           <w:color w:val="000000" w:themeColor="text1"/>
@@ -699,51 +1055,18 @@
           <w:szCs w:val="16"/>
           <w:lang w:eastAsia="ko-KR"/>
         </w:rPr>
-        <w:t>LLM &amp; Agentic Systems:</w:t>
-      </w:r>
-      <w:r>
-        <w:rPr>
-          <w:rFonts w:ascii="Merriweather Light" w:eastAsia="SimSun" w:hAnsi="Merriweather Light"/>
-          <w:color w:val="000000" w:themeColor="text1"/>
-          <w:sz w:val="16"/>
-          <w:szCs w:val="16"/>
-          <w:lang w:eastAsia="ko-KR"/>
-        </w:rPr>
-        <w:t xml:space="preserve"> LangGraph (agent </w:t>
-      </w:r>
-      <w:r>
-        <w:rPr>
-          <w:rFonts w:ascii="Merriweather Light" w:eastAsia="SimSun" w:hAnsi="Merriweather Light"/>
-          <w:color w:val="000000" w:themeColor="text1"/>
-          <w:sz w:val="16"/>
-          <w:szCs w:val="16"/>
-          <w:lang w:eastAsia="ko-KR"/>
-        </w:rPr>
-        <w:t>workflows/ tool calling), LlamaIndex (RAG, embedding fine-tuning, retrieval orchestration), Multi-RAG, Embeddings, Reranking, Chunking Strategies, FAISS, Conversation Orchestration, NeMo Guardrails, Human-in-the-Loop/Escalation</w:t>
-      </w:r>
-      <w:r>
-        <w:rPr>
-          <w:rFonts w:ascii="Merriweather Light" w:eastAsia="SimSun" w:hAnsi="Merriweather Light"/>
-          <w:color w:val="000000" w:themeColor="text1"/>
-          <w:sz w:val="16"/>
-          <w:szCs w:val="16"/>
-          <w:lang w:eastAsia="ko-KR"/>
-        </w:rPr>
-        <w:t xml:space="preserve"> Routing, Prompt Engineering.</w:t>
-      </w:r>
-    </w:p>
-    <w:p>
-      <w:pPr>
-        <w:spacing w:line="270" w:lineRule="auto"/>
-        <w:jc w:val="both"/>
-        <w:rPr>
-          <w:rFonts w:ascii="Merriweather Light" w:eastAsia="SimSun" w:hAnsi="Merriweather Light"/>
-          <w:color w:val="000000" w:themeColor="text1"/>
-          <w:sz w:val="16"/>
-          <w:szCs w:val="16"/>
-          <w:lang w:eastAsia="ko-KR"/>
-        </w:rPr>
-      </w:pPr>
+        <w:t>LLM &amp; Agentic Systems</w:t>
+      </w:r>
+      <w:r>
+        <w:rPr>
+          <w:rFonts w:ascii="Merriweather Light" w:eastAsia="SimSun" w:hAnsi="Merriweather Light"/>
+          <w:color w:val="000000" w:themeColor="text1"/>
+          <w:sz w:val="16"/>
+          <w:szCs w:val="16"/>
+          <w:lang w:eastAsia="ko-KR"/>
+        </w:rPr>
+        <w:t>:</w:t>
+      </w:r>
       <w:r>
         <w:rPr>
           <w:rFonts w:ascii="Merriweather Light" w:eastAsia="SimSun" w:hAnsi="Merriweather Light"/>
@@ -754,31 +1077,58 @@
           <w:szCs w:val="16"/>
           <w:lang w:eastAsia="ko-KR"/>
         </w:rPr>
-        <w:t>LLM Evaluation &amp; Observability:</w:t>
-      </w:r>
-      <w:r>
-        <w:rPr>
-          <w:rFonts w:ascii="Merriweather Light" w:eastAsia="SimSun" w:hAnsi="Merriweather Light"/>
-          <w:color w:val="000000" w:themeColor="text1"/>
-          <w:sz w:val="16"/>
-          <w:szCs w:val="16"/>
-          <w:lang w:eastAsia="ko-KR"/>
-        </w:rPr>
-        <w:t xml:space="preserve"> Ragas (retriever/generator eval), LangSmith (tracing + continuous evaluation), MT-Bench (LLM-as-judge), AlpacaEval, LM-Eval Harness, Elo Rating, Perplexity, Concurrency/Latency Benchmarking.</w:t>
-      </w:r>
-    </w:p>
-    <w:p>
-      <w:pPr>
-        <w:spacing w:line="270" w:lineRule="auto"/>
-        <w:jc w:val="both"/>
-        <w:rPr>
-          <w:rFonts w:ascii="Merriweather Light" w:eastAsia="SimSun" w:hAnsi="Merriweather Light"/>
-          <w:color w:val="000000" w:themeColor="text1"/>
-          <w:sz w:val="16"/>
-          <w:szCs w:val="16"/>
-          <w:lang w:eastAsia="ko-KR"/>
-        </w:rPr>
-      </w:pPr>
+        <w:t xml:space="preserve"> </w:t>
+      </w:r>
+      <w:r>
+        <w:rPr>
+          <w:rFonts w:ascii="Merriweather Light" w:eastAsia="SimSun" w:hAnsi="Merriweather Light"/>
+          <w:color w:val="000000" w:themeColor="text1"/>
+          <w:sz w:val="16"/>
+          <w:szCs w:val="16"/>
+          <w:lang w:eastAsia="ko-KR"/>
+        </w:rPr>
+        <w:t>LangGraph (agent workflows / tool-calling), LlamaIndex (RAG, embedding fine-tuning,</w:t>
+      </w:r>
+      <w:r>
+        <w:rPr>
+          <w:rFonts w:ascii="Merriweather Light" w:eastAsia="SimSun" w:hAnsi="Merriweather Light"/>
+          <w:color w:val="000000" w:themeColor="text1"/>
+          <w:sz w:val="16"/>
+          <w:szCs w:val="16"/>
+          <w:lang w:eastAsia="ko-KR"/>
+        </w:rPr>
+        <w:t xml:space="preserve"> </w:t>
+      </w:r>
+      <w:r>
+        <w:rPr>
+          <w:rFonts w:ascii="Merriweather Light" w:eastAsia="SimSun" w:hAnsi="Merriweather Light"/>
+          <w:color w:val="000000" w:themeColor="text1"/>
+          <w:sz w:val="16"/>
+          <w:szCs w:val="16"/>
+          <w:lang w:eastAsia="ko-KR"/>
+        </w:rPr>
+        <w:t>retrieval orchestration), Multi-RAG, Embeddings, Reranking, Chunking Strategies, FAISS, Conversation Orchestration,</w:t>
+      </w:r>
+      <w:r>
+        <w:rPr>
+          <w:rFonts w:ascii="Merriweather Light" w:eastAsia="SimSun" w:hAnsi="Merriweather Light"/>
+          <w:color w:val="000000" w:themeColor="text1"/>
+          <w:sz w:val="16"/>
+          <w:szCs w:val="16"/>
+          <w:lang w:eastAsia="ko-KR"/>
+        </w:rPr>
+        <w:t xml:space="preserve"> </w:t>
+      </w:r>
+      <w:r>
+        <w:rPr>
+          <w:rFonts w:ascii="Merriweather Light" w:eastAsia="SimSun" w:hAnsi="Merriweather Light"/>
+          <w:color w:val="000000" w:themeColor="text1"/>
+          <w:sz w:val="16"/>
+          <w:szCs w:val="16"/>
+          <w:lang w:eastAsia="ko-KR"/>
+        </w:rPr>
+        <w:t>NeMo Guardrails, Escalation Routing, Prompt Engineering</w:t>
+      </w:r>
       <w:r>
         <w:rPr>
           <w:rFonts w:ascii="Merriweather Light" w:eastAsia="SimSun" w:hAnsi="Merriweather Light"/>
@@ -789,23 +1139,12 @@
           <w:szCs w:val="16"/>
           <w:lang w:eastAsia="ko-KR"/>
         </w:rPr>
-        <w:t>Computer Vision &amp; NLP:</w:t>
-      </w:r>
-      <w:r>
-        <w:rPr>
-          <w:rFonts w:ascii="Merriweather Light" w:eastAsia="SimSun" w:hAnsi="Merriweather Light"/>
-          <w:color w:val="000000" w:themeColor="text1"/>
-          <w:sz w:val="16"/>
-          <w:szCs w:val="16"/>
-          <w:lang w:eastAsia="ko-KR"/>
-        </w:rPr>
-        <w:t xml:space="preserve"> Object Detection, Segmentation, OCR, Video Analytics, Multi-Object Tracking, Action Recognition, Anomaly Detection, Face Recognition, Liveness Detection, Image Processing, Optical Flow, Diffusion Models (Image Generation/Editing, Controllable Synthesis).</w:t>
+        <w:t>.</w:t>
       </w:r>
     </w:p>
     <w:p>
       <w:pPr>
         <w:spacing w:line="270" w:lineRule="auto"/>
-        <w:jc w:val="both"/>
         <w:rPr>
           <w:rFonts w:ascii="Merriweather Light" w:eastAsia="SimSun" w:hAnsi="Merriweather Light"/>
           <w:color w:val="000000" w:themeColor="text1"/>
@@ -824,23 +1163,102 @@
           <w:szCs w:val="16"/>
           <w:lang w:eastAsia="ko-KR"/>
         </w:rPr>
-        <w:t>ML/DL:</w:t>
-      </w:r>
-      <w:r>
-        <w:rPr>
-          <w:rFonts w:ascii="Merriweather Light" w:eastAsia="SimSun" w:hAnsi="Merriweather Light"/>
-          <w:color w:val="000000" w:themeColor="text1"/>
-          <w:sz w:val="16"/>
-          <w:szCs w:val="16"/>
-          <w:lang w:eastAsia="ko-KR"/>
-        </w:rPr>
-        <w:t xml:space="preserve"> PyTorch, TensorFlow, Scikit-learn, Model Training &amp; Fine-Tuning, Hyperparameter Tuning, Custom Loss Design, Evaluation Metrics, Error Analysis.</w:t>
+        <w:t>Speech &amp; NLP</w:t>
+      </w:r>
+      <w:r>
+        <w:rPr>
+          <w:rFonts w:ascii="Merriweather Light" w:eastAsia="SimSun" w:hAnsi="Merriweather Light"/>
+          <w:color w:val="000000" w:themeColor="text1"/>
+          <w:sz w:val="16"/>
+          <w:szCs w:val="16"/>
+          <w:lang w:eastAsia="ko-KR"/>
+        </w:rPr>
+        <w:t>: Whisper (fine-tuning, LoRA/full), NVIDIA NeMo (Conformer/CTC, multilingual ASR), Coqui XTTS-v2,</w:t>
+      </w:r>
+      <w:r>
+        <w:rPr>
+          <w:rFonts w:ascii="Merriweather Light" w:eastAsia="SimSun" w:hAnsi="Merriweather Light"/>
+          <w:color w:val="000000" w:themeColor="text1"/>
+          <w:sz w:val="16"/>
+          <w:szCs w:val="16"/>
+          <w:lang w:eastAsia="ko-KR"/>
+        </w:rPr>
+        <w:t xml:space="preserve"> </w:t>
+      </w:r>
+      <w:r>
+        <w:rPr>
+          <w:rFonts w:ascii="Merriweather Light" w:eastAsia="SimSun" w:hAnsi="Merriweather Light"/>
+          <w:color w:val="000000" w:themeColor="text1"/>
+          <w:sz w:val="16"/>
+          <w:szCs w:val="16"/>
+          <w:lang w:eastAsia="ko-KR"/>
+        </w:rPr>
+        <w:t>Speaker</w:t>
+      </w:r>
+      <w:r>
+        <w:rPr>
+          <w:rFonts w:ascii="Merriweather Light" w:eastAsia="SimSun" w:hAnsi="Merriweather Light"/>
+          <w:color w:val="000000" w:themeColor="text1"/>
+          <w:sz w:val="16"/>
+          <w:szCs w:val="16"/>
+          <w:lang w:eastAsia="ko-KR"/>
+        </w:rPr>
+        <w:t xml:space="preserve"> </w:t>
+      </w:r>
+      <w:r>
+        <w:rPr>
+          <w:rFonts w:ascii="Merriweather Light" w:eastAsia="SimSun" w:hAnsi="Merriweather Light"/>
+          <w:color w:val="000000" w:themeColor="text1"/>
+          <w:sz w:val="16"/>
+          <w:szCs w:val="16"/>
+          <w:lang w:eastAsia="ko-KR"/>
+        </w:rPr>
+        <w:t>Diarization, VAD, Noise Suppression, Keyword/Hotword Spotting, Telephony/Narrowband (8 kHz) Audio, Intent</w:t>
+      </w:r>
+      <w:r>
+        <w:rPr>
+          <w:rFonts w:ascii="Merriweather Light" w:eastAsia="SimSun" w:hAnsi="Merriweather Light"/>
+          <w:color w:val="000000" w:themeColor="text1"/>
+          <w:sz w:val="16"/>
+          <w:szCs w:val="16"/>
+          <w:lang w:eastAsia="ko-KR"/>
+        </w:rPr>
+        <w:t xml:space="preserve"> </w:t>
+      </w:r>
+      <w:r>
+        <w:rPr>
+          <w:rFonts w:ascii="Merriweather Light" w:eastAsia="SimSun" w:hAnsi="Merriweather Light"/>
+          <w:color w:val="000000" w:themeColor="text1"/>
+          <w:sz w:val="16"/>
+          <w:szCs w:val="16"/>
+          <w:lang w:eastAsia="ko-KR"/>
+        </w:rPr>
+        <w:t>Classification,</w:t>
+      </w:r>
+      <w:r>
+        <w:rPr>
+          <w:rFonts w:ascii="Merriweather Light" w:eastAsia="SimSun" w:hAnsi="Merriweather Light"/>
+          <w:color w:val="000000" w:themeColor="text1"/>
+          <w:sz w:val="16"/>
+          <w:szCs w:val="16"/>
+          <w:lang w:eastAsia="ko-KR"/>
+        </w:rPr>
+        <w:t xml:space="preserve"> </w:t>
+      </w:r>
+      <w:r>
+        <w:rPr>
+          <w:rFonts w:ascii="Merriweather Light" w:eastAsia="SimSun" w:hAnsi="Merriweather Light"/>
+          <w:color w:val="000000" w:themeColor="text1"/>
+          <w:sz w:val="16"/>
+          <w:szCs w:val="16"/>
+          <w:lang w:eastAsia="ko-KR"/>
+        </w:rPr>
+        <w:t>Named Entity Recognition, Diacritization, Arabic Dialect Handling (MSA, Egyptian, Saudi, Gulf).</w:t>
       </w:r>
     </w:p>
     <w:p>
       <w:pPr>
         <w:spacing w:line="270" w:lineRule="auto"/>
-        <w:jc w:val="both"/>
         <w:rPr>
           <w:rFonts w:ascii="Merriweather Light" w:eastAsia="SimSun" w:hAnsi="Merriweather Light"/>
           <w:color w:val="000000" w:themeColor="text1"/>
@@ -859,23 +1277,82 @@
           <w:szCs w:val="16"/>
           <w:lang w:eastAsia="ko-KR"/>
         </w:rPr>
-        <w:t>Data Engineering:</w:t>
-      </w:r>
-      <w:r>
-        <w:rPr>
-          <w:rFonts w:ascii="Merriweather Light" w:eastAsia="SimSun" w:hAnsi="Merriweather Light"/>
-          <w:color w:val="000000" w:themeColor="text1"/>
-          <w:sz w:val="16"/>
-          <w:szCs w:val="16"/>
-          <w:lang w:eastAsia="ko-KR"/>
-        </w:rPr>
-        <w:t xml:space="preserve"> SQL, PostgreSQL, NoSQL Basics, Pandas, NumPy, Data Cleaning/Transformation, Large-Scale Image/Video/Text Processing, Dataset Preparation Pipelines, Feature Engineering.</w:t>
+        <w:t>Computer Vision</w:t>
+      </w:r>
+      <w:r>
+        <w:rPr>
+          <w:rFonts w:ascii="Merriweather Light" w:eastAsia="SimSun" w:hAnsi="Merriweather Light"/>
+          <w:color w:val="000000" w:themeColor="text1"/>
+          <w:sz w:val="16"/>
+          <w:szCs w:val="16"/>
+          <w:lang w:eastAsia="ko-KR"/>
+        </w:rPr>
+        <w:t>: Object Detection, Segmentation, Multi-Object Tracking, Action Recognition, Anomaly Detection, Face</w:t>
+      </w:r>
+      <w:r>
+        <w:rPr>
+          <w:rFonts w:ascii="Merriweather Light" w:eastAsia="SimSun" w:hAnsi="Merriweather Light"/>
+          <w:color w:val="000000" w:themeColor="text1"/>
+          <w:sz w:val="16"/>
+          <w:szCs w:val="16"/>
+          <w:lang w:eastAsia="ko-KR"/>
+        </w:rPr>
+        <w:t xml:space="preserve"> </w:t>
+      </w:r>
+      <w:r>
+        <w:rPr>
+          <w:rFonts w:ascii="Merriweather Light" w:eastAsia="SimSun" w:hAnsi="Merriweather Light"/>
+          <w:color w:val="000000" w:themeColor="text1"/>
+          <w:sz w:val="16"/>
+          <w:szCs w:val="16"/>
+          <w:lang w:eastAsia="ko-KR"/>
+        </w:rPr>
+        <w:t>Recognition</w:t>
+      </w:r>
+      <w:r>
+        <w:rPr>
+          <w:rFonts w:ascii="Merriweather Light" w:eastAsia="SimSun" w:hAnsi="Merriweather Light"/>
+          <w:color w:val="000000" w:themeColor="text1"/>
+          <w:sz w:val="16"/>
+          <w:szCs w:val="16"/>
+          <w:lang w:eastAsia="ko-KR"/>
+        </w:rPr>
+        <w:t xml:space="preserve"> </w:t>
+      </w:r>
+      <w:r>
+        <w:rPr>
+          <w:rFonts w:ascii="Merriweather Light" w:eastAsia="SimSun" w:hAnsi="Merriweather Light"/>
+          <w:color w:val="000000" w:themeColor="text1"/>
+          <w:sz w:val="16"/>
+          <w:szCs w:val="16"/>
+          <w:lang w:eastAsia="ko-KR"/>
+        </w:rPr>
+        <w:t>&amp; Liveness, Optical Flow, Thermal/IR Processing (defogging &amp; dehazing, denoising, motion detection),</w:t>
+      </w:r>
+      <w:r>
+        <w:rPr>
+          <w:rFonts w:ascii="Merriweather Light" w:eastAsia="SimSun" w:hAnsi="Merriweather Light"/>
+          <w:color w:val="000000" w:themeColor="text1"/>
+          <w:sz w:val="16"/>
+          <w:szCs w:val="16"/>
+          <w:lang w:eastAsia="ko-KR"/>
+        </w:rPr>
+        <w:t xml:space="preserve"> </w:t>
+      </w:r>
+      <w:r>
+        <w:rPr>
+          <w:rFonts w:ascii="Merriweather Light" w:eastAsia="SimSun" w:hAnsi="Merriweather Light"/>
+          <w:color w:val="000000" w:themeColor="text1"/>
+          <w:sz w:val="16"/>
+          <w:szCs w:val="16"/>
+          <w:lang w:eastAsia="ko-KR"/>
+        </w:rPr>
+        <w:t>Diffusion Models.</w:t>
       </w:r>
     </w:p>
     <w:p>
       <w:pPr>
         <w:spacing w:line="270" w:lineRule="auto"/>
-        <w:jc w:val="both"/>
         <w:rPr>
           <w:rFonts w:ascii="Merriweather Light" w:eastAsia="SimSun" w:hAnsi="Merriweather Light"/>
           <w:color w:val="000000" w:themeColor="text1"/>
@@ -894,23 +1371,62 @@
           <w:szCs w:val="16"/>
           <w:lang w:eastAsia="ko-KR"/>
         </w:rPr>
-        <w:t>Deployment &amp; MLOps:</w:t>
-      </w:r>
-      <w:r>
-        <w:rPr>
-          <w:rFonts w:ascii="Merriweather Light" w:eastAsia="SimSun" w:hAnsi="Merriweather Light"/>
-          <w:color w:val="000000" w:themeColor="text1"/>
-          <w:sz w:val="16"/>
-          <w:szCs w:val="16"/>
-          <w:lang w:eastAsia="ko-KR"/>
-        </w:rPr>
-        <w:t xml:space="preserve"> Model Serving, FastAPI, REST APIs, Docker, Kubernetes, CI/CD, Model Optimization, ONNX, TensorRT, Inference Performance Tuning, Monitoring &amp; Failure Analysis.</w:t>
+        <w:t>Document AI &amp; OCR</w:t>
+      </w:r>
+      <w:r>
+        <w:rPr>
+          <w:rFonts w:ascii="Merriweather Light" w:eastAsia="SimSun" w:hAnsi="Merriweather Light"/>
+          <w:color w:val="000000" w:themeColor="text1"/>
+          <w:sz w:val="16"/>
+          <w:szCs w:val="16"/>
+          <w:lang w:eastAsia="ko-KR"/>
+        </w:rPr>
+        <w:t>: Layout Analysis, Graphics/Chart Component Analysis &amp; Reasoning, PaddleOCR (Arabic fine</w:t>
+      </w:r>
+      <w:r>
+        <w:rPr>
+          <w:rFonts w:ascii="Merriweather Light" w:eastAsia="SimSun" w:hAnsi="Merriweather Light"/>
+          <w:color w:val="000000" w:themeColor="text1"/>
+          <w:sz w:val="16"/>
+          <w:szCs w:val="16"/>
+          <w:lang w:eastAsia="ko-KR"/>
+        </w:rPr>
+        <w:t>-</w:t>
+      </w:r>
+      <w:r>
+        <w:rPr>
+          <w:rFonts w:ascii="Merriweather Light" w:eastAsia="SimSun" w:hAnsi="Merriweather Light"/>
+          <w:color w:val="000000" w:themeColor="text1"/>
+          <w:sz w:val="16"/>
+          <w:szCs w:val="16"/>
+          <w:lang w:eastAsia="ko-KR"/>
+        </w:rPr>
+        <w:t>tuning), Text</w:t>
+      </w:r>
+      <w:r>
+        <w:rPr>
+          <w:rFonts w:ascii="Merriweather Light" w:eastAsia="SimSun" w:hAnsi="Merriweather Light"/>
+          <w:color w:val="000000" w:themeColor="text1"/>
+          <w:sz w:val="16"/>
+          <w:szCs w:val="16"/>
+          <w:lang w:eastAsia="ko-KR"/>
+        </w:rPr>
+        <w:t xml:space="preserve"> </w:t>
+      </w:r>
+      <w:r>
+        <w:rPr>
+          <w:rFonts w:ascii="Merriweather Light" w:eastAsia="SimSun" w:hAnsi="Merriweather Light"/>
+          <w:color w:val="000000" w:themeColor="text1"/>
+          <w:sz w:val="16"/>
+          <w:szCs w:val="16"/>
+          <w:lang w:eastAsia="ko-KR"/>
+        </w:rPr>
+        <w:t>Detection &amp; Recognition, Table &amp; Figure Parsing, Denoising &amp; Post-Correction, K2 Toolkit.</w:t>
       </w:r>
     </w:p>
     <w:p>
       <w:pPr>
         <w:spacing w:line="270" w:lineRule="auto"/>
-        <w:jc w:val="both"/>
         <w:rPr>
           <w:rFonts w:ascii="Merriweather Light" w:eastAsia="SimSun" w:hAnsi="Merriweather Light"/>
           <w:color w:val="000000" w:themeColor="text1"/>
@@ -929,17 +1445,165 @@
           <w:szCs w:val="16"/>
           <w:lang w:eastAsia="ko-KR"/>
         </w:rPr>
-        <w:t>Cloud &amp; Edge:</w:t>
-      </w:r>
-      <w:r>
-        <w:rPr>
-          <w:rFonts w:ascii="Merriweather Light" w:eastAsia="SimSun" w:hAnsi="Merriweather Light"/>
-          <w:color w:val="000000" w:themeColor="text1"/>
-          <w:sz w:val="16"/>
-          <w:szCs w:val="16"/>
-          <w:lang w:eastAsia="ko-KR"/>
-        </w:rPr>
-        <w:t xml:space="preserve"> GCP (Vertex AI), AWS (SageMaker / Ground Truth), NVIDIA Jetson, Real-time Inference, Low-latency Video Pipelines.</w:t>
+        <w:t>Evaluation &amp; Observability</w:t>
+      </w:r>
+      <w:r>
+        <w:rPr>
+          <w:rFonts w:ascii="Merriweather Light" w:eastAsia="SimSun" w:hAnsi="Merriweather Light"/>
+          <w:color w:val="000000" w:themeColor="text1"/>
+          <w:sz w:val="16"/>
+          <w:szCs w:val="16"/>
+          <w:lang w:eastAsia="ko-KR"/>
+        </w:rPr>
+        <w:t>: WER/CER, MOS &amp; naturalness listening tests, Ragas, LangSmith, MT-Bench (LLM-as-judge),</w:t>
+      </w:r>
+      <w:r>
+        <w:rPr>
+          <w:rFonts w:ascii="Merriweather Light" w:eastAsia="SimSun" w:hAnsi="Merriweather Light"/>
+          <w:color w:val="000000" w:themeColor="text1"/>
+          <w:sz w:val="16"/>
+          <w:szCs w:val="16"/>
+          <w:lang w:eastAsia="ko-KR"/>
+        </w:rPr>
+        <w:t xml:space="preserve"> </w:t>
+      </w:r>
+      <w:r>
+        <w:rPr>
+          <w:rFonts w:ascii="Merriweather Light" w:eastAsia="SimSun" w:hAnsi="Merriweather Light"/>
+          <w:color w:val="000000" w:themeColor="text1"/>
+          <w:sz w:val="16"/>
+          <w:szCs w:val="16"/>
+          <w:lang w:eastAsia="ko-KR"/>
+        </w:rPr>
+        <w:t>AlpacaEval, LM-Eval Harness, Elo Rating, Perplexity, Concurrency/Latency Benchmarking, Error &amp; Failure Analysis.</w:t>
+      </w:r>
+    </w:p>
+    <w:p>
+      <w:pPr>
+        <w:spacing w:line="270" w:lineRule="auto"/>
+        <w:rPr>
+          <w:rFonts w:ascii="Merriweather Light" w:eastAsia="SimSun" w:hAnsi="Merriweather Light"/>
+          <w:color w:val="000000" w:themeColor="text1"/>
+          <w:sz w:val="16"/>
+          <w:szCs w:val="16"/>
+          <w:lang w:eastAsia="ko-KR"/>
+        </w:rPr>
+      </w:pPr>
+      <w:r>
+        <w:rPr>
+          <w:rFonts w:ascii="Merriweather Light" w:eastAsia="SimSun" w:hAnsi="Merriweather Light"/>
+          <w:b/>
+          <w:bCs/>
+          <w:color w:val="000000" w:themeColor="text1"/>
+          <w:sz w:val="16"/>
+          <w:szCs w:val="16"/>
+          <w:lang w:eastAsia="ko-KR"/>
+        </w:rPr>
+        <w:t>ML/DL &amp; Data</w:t>
+      </w:r>
+      <w:r>
+        <w:rPr>
+          <w:rFonts w:ascii="Merriweather Light" w:eastAsia="SimSun" w:hAnsi="Merriweather Light"/>
+          <w:color w:val="000000" w:themeColor="text1"/>
+          <w:sz w:val="16"/>
+          <w:szCs w:val="16"/>
+          <w:lang w:eastAsia="ko-KR"/>
+        </w:rPr>
+        <w:t>: PyTorch, TensorFlow, Scikit-learn, Model Training &amp; Fine-Tuning, Custom Loss Design, Hyperparameter</w:t>
+      </w:r>
+      <w:r>
+        <w:rPr>
+          <w:rFonts w:ascii="Merriweather Light" w:eastAsia="SimSun" w:hAnsi="Merriweather Light"/>
+          <w:color w:val="000000" w:themeColor="text1"/>
+          <w:sz w:val="16"/>
+          <w:szCs w:val="16"/>
+          <w:lang w:eastAsia="ko-KR"/>
+        </w:rPr>
+        <w:t xml:space="preserve"> </w:t>
+      </w:r>
+      <w:r>
+        <w:rPr>
+          <w:rFonts w:ascii="Merriweather Light" w:eastAsia="SimSun" w:hAnsi="Merriweather Light"/>
+          <w:color w:val="000000" w:themeColor="text1"/>
+          <w:sz w:val="16"/>
+          <w:szCs w:val="16"/>
+          <w:lang w:eastAsia="ko-KR"/>
+        </w:rPr>
+        <w:t>Tuning, Active Learning, Weak Supervision, SQL / PostgreSQL, Pandas, NumPy, Large-Scale Image/Video/Speech/Text</w:t>
+      </w:r>
+      <w:r>
+        <w:rPr>
+          <w:rFonts w:ascii="Merriweather Light" w:eastAsia="SimSun" w:hAnsi="Merriweather Light"/>
+          <w:color w:val="000000" w:themeColor="text1"/>
+          <w:sz w:val="16"/>
+          <w:szCs w:val="16"/>
+          <w:lang w:eastAsia="ko-KR"/>
+        </w:rPr>
+        <w:t xml:space="preserve"> </w:t>
+      </w:r>
+      <w:r>
+        <w:rPr>
+          <w:rFonts w:ascii="Merriweather Light" w:eastAsia="SimSun" w:hAnsi="Merriweather Light"/>
+          <w:color w:val="000000" w:themeColor="text1"/>
+          <w:sz w:val="16"/>
+          <w:szCs w:val="16"/>
+          <w:lang w:eastAsia="ko-KR"/>
+        </w:rPr>
+        <w:t>Pipelines.</w:t>
+      </w:r>
+    </w:p>
+    <w:p>
+      <w:pPr>
+        <w:spacing w:line="270" w:lineRule="auto"/>
+        <w:rPr>
+          <w:rFonts w:ascii="Merriweather Light" w:eastAsia="SimSun" w:hAnsi="Merriweather Light"/>
+          <w:color w:val="000000" w:themeColor="text1"/>
+          <w:sz w:val="16"/>
+          <w:szCs w:val="16"/>
+          <w:lang w:eastAsia="ko-KR"/>
+        </w:rPr>
+      </w:pPr>
+      <w:r>
+        <w:rPr>
+          <w:rFonts w:ascii="Merriweather Light" w:eastAsia="SimSun" w:hAnsi="Merriweather Light"/>
+          <w:b/>
+          <w:bCs/>
+          <w:color w:val="000000" w:themeColor="text1"/>
+          <w:sz w:val="16"/>
+          <w:szCs w:val="16"/>
+          <w:lang w:eastAsia="ko-KR"/>
+        </w:rPr>
+        <w:t>Deployment &amp; Infrastructure</w:t>
+      </w:r>
+      <w:r>
+        <w:rPr>
+          <w:rFonts w:ascii="Merriweather Light" w:eastAsia="SimSun" w:hAnsi="Merriweather Light"/>
+          <w:color w:val="000000" w:themeColor="text1"/>
+          <w:sz w:val="16"/>
+          <w:szCs w:val="16"/>
+          <w:lang w:eastAsia="ko-KR"/>
+        </w:rPr>
+        <w:t>: Model Serving, Docker, Kubernetes, CI/CD, ONNX / TensorRT Optimization, Quantization,</w:t>
+      </w:r>
+      <w:r>
+        <w:rPr>
+          <w:rFonts w:ascii="Merriweather Light" w:eastAsia="SimSun" w:hAnsi="Merriweather Light"/>
+          <w:color w:val="000000" w:themeColor="text1"/>
+          <w:sz w:val="16"/>
+          <w:szCs w:val="16"/>
+          <w:lang w:eastAsia="ko-KR"/>
+        </w:rPr>
+        <w:t xml:space="preserve"> </w:t>
+      </w:r>
+      <w:r>
+        <w:rPr>
+          <w:rFonts w:ascii="Merriweather Light" w:eastAsia="SimSun" w:hAnsi="Merriweather Light"/>
+          <w:color w:val="000000" w:themeColor="text1"/>
+          <w:sz w:val="16"/>
+          <w:szCs w:val="16"/>
+          <w:lang w:eastAsia="ko-KR"/>
+        </w:rPr>
+        <w:t>NVIDIA Jetson, GCP (Vertex AI), AWS (SageMaker / Ground Truth), Monitoring &amp; Failure Analysis.</w:t>
       </w:r>
     </w:p>
     <w:p>
@@ -1120,7 +1784,197 @@
           <w:szCs w:val="16"/>
           <w:lang w:val="en-US" w:eastAsia="ko-KR"/>
         </w:rPr>
-        <w:t>Built agentic LLM workflows with LangGraph — modeling agents as directed graphs with message passing, tool-calling, and execution orchestration across nodes — plus custom orchestration and RAG services on Python + FastAPI.</w:t>
+        <w:t xml:space="preserve">Built agentic LLM workflows with </w:t>
+      </w:r>
+      <w:proofErr w:type="spellStart"/>
+      <w:r>
+        <w:rPr>
+          <w:rFonts w:ascii="Merriweather Light" w:eastAsia="Merriweather Light" w:hAnsi="Merriweather Light" w:cs="Merriweather Light"/>
+          <w:color w:val="000000" w:themeColor="text1"/>
+          <w:sz w:val="16"/>
+          <w:szCs w:val="16"/>
+          <w:lang w:val="en-US" w:eastAsia="ko-KR"/>
+        </w:rPr>
+        <w:t>LangGraph</w:t>
+      </w:r>
+      <w:proofErr w:type="spellEnd"/>
+      <w:r>
+        <w:rPr>
+          <w:rFonts w:ascii="Merriweather Light" w:eastAsia="Merriweather Light" w:hAnsi="Merriweather Light" w:cs="Merriweather Light"/>
+          <w:color w:val="000000" w:themeColor="text1"/>
+          <w:sz w:val="16"/>
+          <w:szCs w:val="16"/>
+          <w:lang w:val="en-US" w:eastAsia="ko-KR"/>
+        </w:rPr>
+        <w:t xml:space="preserve"> (agents as directed graphs with message passing, tool-calling, execution</w:t>
+      </w:r>
+      <w:r>
+        <w:rPr>
+          <w:rFonts w:ascii="Merriweather Light" w:eastAsia="Merriweather Light" w:hAnsi="Merriweather Light" w:cs="Merriweather Light"/>
+          <w:color w:val="000000" w:themeColor="text1"/>
+          <w:sz w:val="16"/>
+          <w:szCs w:val="16"/>
+          <w:lang w:val="en-US" w:eastAsia="ko-KR"/>
+        </w:rPr>
+        <w:t xml:space="preserve"> </w:t>
+      </w:r>
+      <w:r>
+        <w:rPr>
+          <w:rFonts w:ascii="Merriweather Light" w:eastAsia="Merriweather Light" w:hAnsi="Merriweather Light" w:cs="Merriweather Light"/>
+          <w:color w:val="000000" w:themeColor="text1"/>
+          <w:sz w:val="16"/>
+          <w:szCs w:val="16"/>
+          <w:lang w:val="en-US" w:eastAsia="ko-KR"/>
+        </w:rPr>
+        <w:t xml:space="preserve">orchestration) and </w:t>
+      </w:r>
+      <w:proofErr w:type="gramStart"/>
+      <w:r>
+        <w:rPr>
+          <w:rFonts w:ascii="Merriweather Light" w:eastAsia="Merriweather Light" w:hAnsi="Merriweather Light" w:cs="Merriweather Light"/>
+          <w:color w:val="000000" w:themeColor="text1"/>
+          <w:sz w:val="16"/>
+          <w:szCs w:val="16"/>
+          <w:lang w:val="en-US" w:eastAsia="ko-KR"/>
+        </w:rPr>
+        <w:t>Multi-RAG</w:t>
+      </w:r>
+      <w:proofErr w:type="gramEnd"/>
+      <w:r>
+        <w:rPr>
+          <w:rFonts w:ascii="Merriweather Light" w:eastAsia="Merriweather Light" w:hAnsi="Merriweather Light" w:cs="Merriweather Light"/>
+          <w:color w:val="000000" w:themeColor="text1"/>
+          <w:sz w:val="16"/>
+          <w:szCs w:val="16"/>
+          <w:lang w:val="en-US" w:eastAsia="ko-KR"/>
+        </w:rPr>
+        <w:t xml:space="preserve"> retrieval on </w:t>
+      </w:r>
+      <w:proofErr w:type="spellStart"/>
+      <w:r>
+        <w:rPr>
+          <w:rFonts w:ascii="Merriweather Light" w:eastAsia="Merriweather Light" w:hAnsi="Merriweather Light" w:cs="Merriweather Light"/>
+          <w:color w:val="000000" w:themeColor="text1"/>
+          <w:sz w:val="16"/>
+          <w:szCs w:val="16"/>
+          <w:lang w:val="en-US" w:eastAsia="ko-KR"/>
+        </w:rPr>
+        <w:t>LlamaIndex</w:t>
+      </w:r>
+      <w:proofErr w:type="spellEnd"/>
+      <w:r>
+        <w:rPr>
+          <w:rFonts w:ascii="Merriweather Light" w:eastAsia="Merriweather Light" w:hAnsi="Merriweather Light" w:cs="Merriweather Light"/>
+          <w:color w:val="000000" w:themeColor="text1"/>
+          <w:sz w:val="16"/>
+          <w:szCs w:val="16"/>
+          <w:lang w:val="en-US" w:eastAsia="ko-KR"/>
+        </w:rPr>
+        <w:t xml:space="preserve"> — hybrid search and reranking lifted Recall@10 </w:t>
+      </w:r>
+      <w:r>
+        <w:rPr>
+          <w:rFonts w:ascii="Cambria Math" w:eastAsia="Merriweather Light" w:hAnsi="Cambria Math" w:cs="Cambria Math"/>
+          <w:color w:val="000000" w:themeColor="text1"/>
+          <w:sz w:val="16"/>
+          <w:szCs w:val="16"/>
+          <w:lang w:val="en-US" w:eastAsia="ko-KR"/>
+        </w:rPr>
+        <w:t>∼</w:t>
+      </w:r>
+      <w:r>
+        <w:rPr>
+          <w:rFonts w:ascii="Merriweather Light" w:eastAsia="Merriweather Light" w:hAnsi="Merriweather Light" w:cs="Merriweather Light"/>
+          <w:color w:val="000000" w:themeColor="text1"/>
+          <w:sz w:val="16"/>
+          <w:szCs w:val="16"/>
+          <w:lang w:val="en-US" w:eastAsia="ko-KR"/>
+        </w:rPr>
+        <w:t>20% and cut</w:t>
+      </w:r>
+      <w:r>
+        <w:rPr>
+          <w:rFonts w:ascii="Merriweather Light" w:eastAsia="Merriweather Light" w:hAnsi="Merriweather Light" w:cs="Merriweather Light"/>
+          <w:color w:val="000000" w:themeColor="text1"/>
+          <w:sz w:val="16"/>
+          <w:szCs w:val="16"/>
+          <w:lang w:val="en-US" w:eastAsia="ko-KR"/>
+        </w:rPr>
+        <w:t xml:space="preserve"> </w:t>
+      </w:r>
+      <w:r>
+        <w:rPr>
+          <w:rFonts w:ascii="Merriweather Light" w:eastAsia="Merriweather Light" w:hAnsi="Merriweather Light" w:cs="Merriweather Light"/>
+          <w:color w:val="000000" w:themeColor="text1"/>
+          <w:sz w:val="16"/>
+          <w:szCs w:val="16"/>
+          <w:lang w:val="en-US" w:eastAsia="ko-KR"/>
+        </w:rPr>
+        <w:t xml:space="preserve">hallucinations </w:t>
+      </w:r>
+      <w:r>
+        <w:rPr>
+          <w:rFonts w:ascii="Cambria Math" w:eastAsia="Merriweather Light" w:hAnsi="Cambria Math" w:cs="Cambria Math"/>
+          <w:color w:val="000000" w:themeColor="text1"/>
+          <w:sz w:val="16"/>
+          <w:szCs w:val="16"/>
+          <w:lang w:val="en-US" w:eastAsia="ko-KR"/>
+        </w:rPr>
+        <w:t>∼</w:t>
+      </w:r>
+      <w:r>
+        <w:rPr>
+          <w:rFonts w:ascii="Merriweather Light" w:eastAsia="Merriweather Light" w:hAnsi="Merriweather Light" w:cs="Merriweather Light"/>
+          <w:color w:val="000000" w:themeColor="text1"/>
+          <w:sz w:val="16"/>
+          <w:szCs w:val="16"/>
+          <w:lang w:val="en-US" w:eastAsia="ko-KR"/>
+        </w:rPr>
+        <w:t>30%, with time-to-</w:t>
+      </w:r>
+      <w:proofErr w:type="gramStart"/>
+      <w:r>
+        <w:rPr>
+          <w:rFonts w:ascii="Merriweather Light" w:eastAsia="Merriweather Light" w:hAnsi="Merriweather Light" w:cs="Merriweather Light"/>
+          <w:color w:val="000000" w:themeColor="text1"/>
+          <w:sz w:val="16"/>
+          <w:szCs w:val="16"/>
+          <w:lang w:val="en-US" w:eastAsia="ko-KR"/>
+        </w:rPr>
+        <w:t>first-token</w:t>
+      </w:r>
+      <w:proofErr w:type="gramEnd"/>
+      <w:r>
+        <w:rPr>
+          <w:rFonts w:ascii="Merriweather Light" w:eastAsia="Merriweather Light" w:hAnsi="Merriweather Light" w:cs="Merriweather Light"/>
+          <w:color w:val="000000" w:themeColor="text1"/>
+          <w:sz w:val="16"/>
+          <w:szCs w:val="16"/>
+          <w:lang w:val="en-US" w:eastAsia="ko-KR"/>
+        </w:rPr>
+        <w:t xml:space="preserve"> held under 5 </w:t>
+      </w:r>
+      <w:proofErr w:type="spellStart"/>
+      <w:r>
+        <w:rPr>
+          <w:rFonts w:ascii="Merriweather Light" w:eastAsia="Merriweather Light" w:hAnsi="Merriweather Light" w:cs="Merriweather Light"/>
+          <w:color w:val="000000" w:themeColor="text1"/>
+          <w:sz w:val="16"/>
+          <w:szCs w:val="16"/>
+          <w:lang w:val="en-US" w:eastAsia="ko-KR"/>
+        </w:rPr>
+        <w:t>s on</w:t>
+      </w:r>
+      <w:proofErr w:type="spellEnd"/>
+      <w:r>
+        <w:rPr>
+          <w:rFonts w:ascii="Merriweather Light" w:eastAsia="Merriweather Light" w:hAnsi="Merriweather Light" w:cs="Merriweather Light"/>
+          <w:color w:val="000000" w:themeColor="text1"/>
+          <w:sz w:val="16"/>
+          <w:szCs w:val="16"/>
+          <w:lang w:val="en-US" w:eastAsia="ko-KR"/>
+        </w:rPr>
+        <w:t xml:space="preserve"> long documents.</w:t>
       </w:r>
     </w:p>
     <w:p>
@@ -1147,7 +2001,114 @@
           <w:szCs w:val="16"/>
           <w:lang w:val="en-US" w:eastAsia="ko-KR"/>
         </w:rPr>
-        <w:t>Developed RAG systems with LlamaIndex: embedding fine-tuning, retrieval orchestration, synthetic QA generation, and multi-modal pipelines over text, charts, and research papers, backed by a FAISS vector store; engineered a long-document RAG path (recursive + sequential summarization) with NeMo Guardrails intent routing, holding time-to-first-token under 5 seconds.</w:t>
+        <w:t xml:space="preserve">Stood up the LLM evaluation stack — Ragas + </w:t>
+      </w:r>
+      <w:proofErr w:type="spellStart"/>
+      <w:r>
+        <w:rPr>
+          <w:rFonts w:ascii="Merriweather Light" w:eastAsia="Merriweather Light" w:hAnsi="Merriweather Light" w:cs="Merriweather Light"/>
+          <w:color w:val="000000" w:themeColor="text1"/>
+          <w:sz w:val="16"/>
+          <w:szCs w:val="16"/>
+          <w:lang w:val="en-US" w:eastAsia="ko-KR"/>
+        </w:rPr>
+        <w:t>LangSmith</w:t>
+      </w:r>
+      <w:proofErr w:type="spellEnd"/>
+      <w:r>
+        <w:rPr>
+          <w:rFonts w:ascii="Merriweather Light" w:eastAsia="Merriweather Light" w:hAnsi="Merriweather Light" w:cs="Merriweather Light"/>
+          <w:color w:val="000000" w:themeColor="text1"/>
+          <w:sz w:val="16"/>
+          <w:szCs w:val="16"/>
+          <w:lang w:val="en-US" w:eastAsia="ko-KR"/>
+        </w:rPr>
+        <w:t xml:space="preserve"> for component-level scoring and continuous tracing, plus</w:t>
+      </w:r>
+      <w:r>
+        <w:rPr>
+          <w:rFonts w:ascii="Merriweather Light" w:eastAsia="Merriweather Light" w:hAnsi="Merriweather Light" w:cs="Merriweather Light"/>
+          <w:color w:val="000000" w:themeColor="text1"/>
+          <w:sz w:val="16"/>
+          <w:szCs w:val="16"/>
+          <w:lang w:val="en-US" w:eastAsia="ko-KR"/>
+        </w:rPr>
+        <w:t xml:space="preserve"> </w:t>
+      </w:r>
+      <w:r>
+        <w:rPr>
+          <w:rFonts w:ascii="Merriweather Light" w:eastAsia="Merriweather Light" w:hAnsi="Merriweather Light" w:cs="Merriweather Light"/>
+          <w:color w:val="000000" w:themeColor="text1"/>
+          <w:sz w:val="16"/>
+          <w:szCs w:val="16"/>
+          <w:lang w:val="en-US" w:eastAsia="ko-KR"/>
+        </w:rPr>
+        <w:t xml:space="preserve">MT-Bench, </w:t>
+      </w:r>
+      <w:proofErr w:type="spellStart"/>
+      <w:r>
+        <w:rPr>
+          <w:rFonts w:ascii="Merriweather Light" w:eastAsia="Merriweather Light" w:hAnsi="Merriweather Light" w:cs="Merriweather Light"/>
+          <w:color w:val="000000" w:themeColor="text1"/>
+          <w:sz w:val="16"/>
+          <w:szCs w:val="16"/>
+          <w:lang w:val="en-US" w:eastAsia="ko-KR"/>
+        </w:rPr>
+        <w:t>AlpacaEval</w:t>
+      </w:r>
+      <w:proofErr w:type="spellEnd"/>
+      <w:r>
+        <w:rPr>
+          <w:rFonts w:ascii="Merriweather Light" w:eastAsia="Merriweather Light" w:hAnsi="Merriweather Light" w:cs="Merriweather Light"/>
+          <w:color w:val="000000" w:themeColor="text1"/>
+          <w:sz w:val="16"/>
+          <w:szCs w:val="16"/>
+          <w:lang w:val="en-US" w:eastAsia="ko-KR"/>
+        </w:rPr>
+        <w:t>, LM-Eval, Elo, perplexity, and a concurrency benchmark measuring per-token timing under load</w:t>
+      </w:r>
+      <w:r>
+        <w:rPr>
+          <w:rFonts w:ascii="Merriweather Light" w:eastAsia="Merriweather Light" w:hAnsi="Merriweather Light" w:cs="Merriweather Light"/>
+          <w:color w:val="000000" w:themeColor="text1"/>
+          <w:sz w:val="16"/>
+          <w:szCs w:val="16"/>
+          <w:lang w:val="en-US" w:eastAsia="ko-KR"/>
+        </w:rPr>
+        <w:t xml:space="preserve"> </w:t>
+      </w:r>
+      <w:r>
+        <w:rPr>
+          <w:rFonts w:ascii="Merriweather Light" w:eastAsia="Merriweather Light" w:hAnsi="Merriweather Light" w:cs="Merriweather Light"/>
+          <w:color w:val="000000" w:themeColor="text1"/>
+          <w:sz w:val="16"/>
+          <w:szCs w:val="16"/>
+          <w:lang w:val="en-US" w:eastAsia="ko-KR"/>
+        </w:rPr>
+        <w:t>— making output quality a tracked metric rather than a judgment call.</w:t>
+      </w:r>
+    </w:p>
+    <w:p>
+      <w:pPr>
+        <w:spacing w:after="30" w:line="232" w:lineRule="auto"/>
+        <w:ind w:left="100"/>
+        <w:rPr>
+          <w:rFonts w:ascii="Merriweather Light" w:eastAsia="Merriweather Light" w:hAnsi="Merriweather Light" w:cs="Merriweather Light"/>
+          <w:color w:val="000000" w:themeColor="text1"/>
+          <w:sz w:val="16"/>
+          <w:szCs w:val="16"/>
+          <w:lang w:val="en-US" w:eastAsia="ko-KR"/>
+        </w:rPr>
+      </w:pPr>
+      <w:r>
+        <w:rPr>
+          <w:rFonts w:ascii="Merriweather Light" w:eastAsia="Merriweather Light" w:hAnsi="Merriweather Light" w:cs="Merriweather Light"/>
+          <w:color w:val="000000" w:themeColor="text1"/>
+          <w:sz w:val="16"/>
+          <w:szCs w:val="16"/>
+          <w:lang w:val="en-US" w:eastAsia="ko-KR"/>
+        </w:rPr>
+        <w:t>Speech — ASR &amp; TTS</w:t>
       </w:r>
     </w:p>
     <w:p>
@@ -1174,77 +2135,27 @@
           <w:szCs w:val="16"/>
           <w:lang w:val="en-US" w:eastAsia="ko-KR"/>
         </w:rPr>
-        <w:t>Built an LLM evaluation framework integrating Ragas (context relevancy/recall, faithfulness, answer relevancy) and LangSmith for tracing and continuous evaluation; added MT-Bench (LLM-as-judge), AlpacaEval, LM-Eval, Elo, perplexity, and a concurrency/latency benchmark measuring per-token timing under load.</w:t>
-      </w:r>
-    </w:p>
-    <w:p>
-      <w:pPr>
-        <w:pStyle w:val="ListParagraph"/>
-        <w:numPr>
-          <w:ilvl w:val="0"/>
-          <w:numId w:val="2"/>
-        </w:numPr>
-        <w:rPr>
-          <w:rFonts w:ascii="Merriweather Light" w:eastAsia="Merriweather Light" w:hAnsi="Merriweather Light" w:cs="Merriweather Light"/>
-          <w:color w:val="000000" w:themeColor="text1"/>
-          <w:sz w:val="16"/>
-          <w:szCs w:val="16"/>
-          <w:lang w:val="en-US" w:eastAsia="ko-KR"/>
-        </w:rPr>
-      </w:pPr>
-      <w:r>
-        <w:rPr>
-          <w:rFonts w:ascii="Merriweather Light" w:eastAsia="Merriweather Light" w:hAnsi="Merriweather Light" w:cs="Merriweather Light"/>
-          <w:color w:val="000000" w:themeColor="text1"/>
-          <w:sz w:val="16"/>
-          <w:szCs w:val="16"/>
-          <w:lang w:val="en-US" w:eastAsia="ko-KR"/>
-        </w:rPr>
-        <w:t xml:space="preserve">Built </w:t>
-      </w:r>
-      <w:proofErr w:type="gramStart"/>
-      <w:r>
-        <w:rPr>
-          <w:rFonts w:ascii="Merriweather Light" w:eastAsia="Merriweather Light" w:hAnsi="Merriweather Light" w:cs="Merriweather Light"/>
-          <w:color w:val="000000" w:themeColor="text1"/>
-          <w:sz w:val="16"/>
-          <w:szCs w:val="16"/>
-          <w:lang w:val="en-US" w:eastAsia="ko-KR"/>
-        </w:rPr>
-        <w:t>Multi-RAG</w:t>
-      </w:r>
-      <w:proofErr w:type="gramEnd"/>
-      <w:r>
-        <w:rPr>
-          <w:rFonts w:ascii="Merriweather Light" w:eastAsia="Merriweather Light" w:hAnsi="Merriweather Light" w:cs="Merriweather Light"/>
-          <w:color w:val="000000" w:themeColor="text1"/>
-          <w:sz w:val="16"/>
-          <w:szCs w:val="16"/>
-          <w:lang w:val="en-US" w:eastAsia="ko-KR"/>
-        </w:rPr>
-        <w:t xml:space="preserve"> pipelines (multi-source retrieval, hybrid search, reranking), improving Recall@10 ~20% and reducing hallucinations ~30%.</w:t>
-      </w:r>
-    </w:p>
-    <w:p>
-      <w:pPr>
-        <w:spacing w:after="30" w:line="232" w:lineRule="auto"/>
-        <w:rPr>
-          <w:rFonts w:ascii="Merriweather Light" w:eastAsia="Merriweather Light" w:hAnsi="Merriweather Light" w:cs="Merriweather Light"/>
-          <w:color w:val="000000" w:themeColor="text1"/>
-          <w:sz w:val="16"/>
-          <w:szCs w:val="16"/>
-          <w:lang w:val="en-US" w:eastAsia="ko-KR"/>
-        </w:rPr>
-      </w:pPr>
-      <w:r>
-        <w:rPr>
-          <w:rFonts w:ascii="Merriweather Light" w:eastAsia="Merriweather Light" w:hAnsi="Merriweather Light" w:cs="Merriweather Light"/>
-          <w:color w:val="000000" w:themeColor="text1"/>
-          <w:sz w:val="16"/>
-          <w:szCs w:val="16"/>
-          <w:lang w:val="en-US" w:eastAsia="ko-KR"/>
-        </w:rPr>
-        <w:t>Computer Vision &amp; Edge</w:t>
+        <w:t>Fine-tuned Whisper for Arabic ASR to 7.5% WER on Modern Standard Arabic, then extended the model to Saudi</w:t>
+      </w:r>
+      <w:r>
+        <w:rPr>
+          <w:rFonts w:ascii="Merriweather Light" w:eastAsia="Merriweather Light" w:hAnsi="Merriweather Light" w:cs="Merriweather Light"/>
+          <w:color w:val="000000" w:themeColor="text1"/>
+          <w:sz w:val="16"/>
+          <w:szCs w:val="16"/>
+          <w:lang w:val="en-US" w:eastAsia="ko-KR"/>
+        </w:rPr>
+        <w:t xml:space="preserve"> </w:t>
+      </w:r>
+      <w:r>
+        <w:rPr>
+          <w:rFonts w:ascii="Merriweather Light" w:eastAsia="Merriweather Light" w:hAnsi="Merriweather Light" w:cs="Merriweather Light"/>
+          <w:color w:val="000000" w:themeColor="text1"/>
+          <w:sz w:val="16"/>
+          <w:szCs w:val="16"/>
+          <w:lang w:val="en-US" w:eastAsia="ko-KR"/>
+        </w:rPr>
+        <w:t>dialect on noisy broadcast audio — reaching accuracy on par with the best published fine-tuned results for that dialect.</w:t>
       </w:r>
     </w:p>
     <w:p>
@@ -1271,7 +2182,51 @@
           <w:szCs w:val="16"/>
           <w:lang w:val="en-US" w:eastAsia="ko-KR"/>
         </w:rPr>
-        <w:t>Built an in-house visual-prompt detector (region-prompt contrastive alignment) that adapts to new domains from a few reference images, with no re-training or re-labeling — +3 AP over YOLOE.</w:t>
+        <w:lastRenderedPageBreak/>
+        <w:t>Shipped a multilingual TTS voice stack on Coqui XTTS-v2: two speakers across English, Arabic MSA and Saudi at 4.1</w:t>
+      </w:r>
+      <w:r>
+        <w:rPr>
+          <w:rFonts w:ascii="Merriweather Light" w:eastAsia="Merriweather Light" w:hAnsi="Merriweather Light" w:cs="Merriweather Light"/>
+          <w:color w:val="000000" w:themeColor="text1"/>
+          <w:sz w:val="16"/>
+          <w:szCs w:val="16"/>
+          <w:lang w:val="en-US" w:eastAsia="ko-KR"/>
+        </w:rPr>
+        <w:t xml:space="preserve"> </w:t>
+      </w:r>
+      <w:r>
+        <w:rPr>
+          <w:rFonts w:ascii="Merriweather Light" w:eastAsia="Merriweather Light" w:hAnsi="Merriweather Light" w:cs="Merriweather Light"/>
+          <w:color w:val="000000" w:themeColor="text1"/>
+          <w:sz w:val="16"/>
+          <w:szCs w:val="16"/>
+          <w:lang w:val="en-US" w:eastAsia="ko-KR"/>
+        </w:rPr>
+        <w:t>average MOS / 3.5 naturalness, with a single voice identity holding across all three variants.</w:t>
+      </w:r>
+    </w:p>
+    <w:p>
+      <w:pPr>
+        <w:spacing w:after="30" w:line="232" w:lineRule="auto"/>
+        <w:ind w:left="100"/>
+        <w:rPr>
+          <w:rFonts w:ascii="Merriweather Light" w:eastAsia="Merriweather Light" w:hAnsi="Merriweather Light" w:cs="Merriweather Light"/>
+          <w:color w:val="000000" w:themeColor="text1"/>
+          <w:sz w:val="16"/>
+          <w:szCs w:val="16"/>
+          <w:lang w:val="en-US" w:eastAsia="ko-KR"/>
+        </w:rPr>
+      </w:pPr>
+      <w:r>
+        <w:rPr>
+          <w:rFonts w:ascii="Merriweather Light" w:eastAsia="Merriweather Light" w:hAnsi="Merriweather Light" w:cs="Merriweather Light"/>
+          <w:color w:val="000000" w:themeColor="text1"/>
+          <w:sz w:val="16"/>
+          <w:szCs w:val="16"/>
+          <w:lang w:val="en-US" w:eastAsia="ko-KR"/>
+        </w:rPr>
+        <w:t>Computer Vision &amp; Edge</w:t>
       </w:r>
     </w:p>
     <w:p>
@@ -1298,7 +2253,27 @@
           <w:szCs w:val="16"/>
           <w:lang w:val="en-US" w:eastAsia="ko-KR"/>
         </w:rPr>
-        <w:t>Fine-tuned OpenVLA for task-specific robotic manipulation and quantized the model for edge inference, cutting memory footprint and latency enough to run the policy on-device rather than off-loading to a server.</w:t>
+        <w:t>Built an in-house visual-prompt detector (region-prompt contrastive alignment) that adapts to new domains from a</w:t>
+      </w:r>
+      <w:r>
+        <w:rPr>
+          <w:rFonts w:ascii="Merriweather Light" w:eastAsia="Merriweather Light" w:hAnsi="Merriweather Light" w:cs="Merriweather Light"/>
+          <w:color w:val="000000" w:themeColor="text1"/>
+          <w:sz w:val="16"/>
+          <w:szCs w:val="16"/>
+          <w:lang w:val="en-US" w:eastAsia="ko-KR"/>
+        </w:rPr>
+        <w:t xml:space="preserve"> </w:t>
+      </w:r>
+      <w:r>
+        <w:rPr>
+          <w:rFonts w:ascii="Merriweather Light" w:eastAsia="Merriweather Light" w:hAnsi="Merriweather Light" w:cs="Merriweather Light"/>
+          <w:color w:val="000000" w:themeColor="text1"/>
+          <w:sz w:val="16"/>
+          <w:szCs w:val="16"/>
+          <w:lang w:val="en-US" w:eastAsia="ko-KR"/>
+        </w:rPr>
+        <w:t>handful of reference images with zero re-training or re-labeling — +3 AP over YOLOE.</w:t>
       </w:r>
     </w:p>
     <w:p>
@@ -1325,8 +2300,39 @@
           <w:szCs w:val="16"/>
           <w:lang w:val="en-US" w:eastAsia="ko-KR"/>
         </w:rPr>
-        <w:lastRenderedPageBreak/>
-        <w:t>Deployed real-time video analytics on NVIDIA Jetson edge devices across 10+ camera feeds / 5+ sites, sustaining 25–35 FPS with &lt;150 ms latency for tracking, counting, and behavior analytics.</w:t>
+        <w:t xml:space="preserve">Deployed real-time video analytics on NVIDIA Jetson across 10+ camera feeds / 5+ sites at 25–35 FPS and &lt;150 </w:t>
+      </w:r>
+      <w:proofErr w:type="spellStart"/>
+      <w:r>
+        <w:rPr>
+          <w:rFonts w:ascii="Merriweather Light" w:eastAsia="Merriweather Light" w:hAnsi="Merriweather Light" w:cs="Merriweather Light"/>
+          <w:color w:val="000000" w:themeColor="text1"/>
+          <w:sz w:val="16"/>
+          <w:szCs w:val="16"/>
+          <w:lang w:val="en-US" w:eastAsia="ko-KR"/>
+        </w:rPr>
+        <w:t>ms</w:t>
+      </w:r>
+      <w:proofErr w:type="spellEnd"/>
+      <w:r>
+        <w:rPr>
+          <w:rFonts w:ascii="Merriweather Light" w:eastAsia="Merriweather Light" w:hAnsi="Merriweather Light" w:cs="Merriweather Light"/>
+          <w:color w:val="000000" w:themeColor="text1"/>
+          <w:sz w:val="16"/>
+          <w:szCs w:val="16"/>
+          <w:lang w:val="en-US" w:eastAsia="ko-KR"/>
+        </w:rPr>
+        <w:t xml:space="preserve"> </w:t>
+      </w:r>
+      <w:r>
+        <w:rPr>
+          <w:rFonts w:ascii="Merriweather Light" w:eastAsia="Merriweather Light" w:hAnsi="Merriweather Light" w:cs="Merriweather Light"/>
+          <w:color w:val="000000" w:themeColor="text1"/>
+          <w:sz w:val="16"/>
+          <w:szCs w:val="16"/>
+          <w:lang w:val="en-US" w:eastAsia="ko-KR"/>
+        </w:rPr>
+        <w:t>latency; tuned detection + multi-object tracking to 94% flow accuracy with 14% fewer ID switches.</w:t>
       </w:r>
     </w:p>
     <w:p>
@@ -1353,7 +2359,27 @@
           <w:szCs w:val="16"/>
           <w:lang w:val="en-US" w:eastAsia="ko-KR"/>
         </w:rPr>
-        <w:t>Built PPE compliance detection (Aramco), achieving 94% precision / 90% recall and reducing false alarms by 25% via post-processing and threshold calibration.</w:t>
+        <w:t>Shipped PPE-compliance detection for Aramco at 94% precision / 90% recall, cutting false alarms 25% through</w:t>
+      </w:r>
+      <w:r>
+        <w:rPr>
+          <w:rFonts w:ascii="Merriweather Light" w:eastAsia="Merriweather Light" w:hAnsi="Merriweather Light" w:cs="Merriweather Light"/>
+          <w:color w:val="000000" w:themeColor="text1"/>
+          <w:sz w:val="16"/>
+          <w:szCs w:val="16"/>
+          <w:lang w:val="en-US" w:eastAsia="ko-KR"/>
+        </w:rPr>
+        <w:t xml:space="preserve"> </w:t>
+      </w:r>
+      <w:r>
+        <w:rPr>
+          <w:rFonts w:ascii="Merriweather Light" w:eastAsia="Merriweather Light" w:hAnsi="Merriweather Light" w:cs="Merriweather Light"/>
+          <w:color w:val="000000" w:themeColor="text1"/>
+          <w:sz w:val="16"/>
+          <w:szCs w:val="16"/>
+          <w:lang w:val="en-US" w:eastAsia="ko-KR"/>
+        </w:rPr>
+        <w:t>post-processing and threshold calibration.</w:t>
       </w:r>
     </w:p>
     <w:p>
@@ -1380,27 +2406,72 @@
           <w:szCs w:val="16"/>
           <w:lang w:val="en-US" w:eastAsia="ko-KR"/>
         </w:rPr>
-        <w:t>Built CCTV violence detection (spatio-temporal modeling)</w:t>
-      </w:r>
-      <w:r>
-        <w:rPr>
-          <w:rFonts w:ascii="Merriweather Light" w:eastAsia="Merriweather Light" w:hAnsi="Merriweather Light" w:cs="Merriweather Light"/>
-          <w:color w:val="000000" w:themeColor="text1"/>
-          <w:sz w:val="16"/>
-          <w:szCs w:val="16"/>
-          <w:lang w:val="en-US" w:eastAsia="ko-KR"/>
-        </w:rPr>
-        <w:t>,</w:t>
-      </w:r>
-      <w:r>
-        <w:rPr>
-          <w:rFonts w:ascii="Merriweather Light" w:eastAsia="Merriweather Light" w:hAnsi="Merriweather Light" w:cs="Merriweather Light"/>
-          <w:color w:val="000000" w:themeColor="text1"/>
-          <w:sz w:val="16"/>
-          <w:szCs w:val="16"/>
-          <w:lang w:val="en-US" w:eastAsia="ko-KR"/>
-        </w:rPr>
-        <w:t xml:space="preserve"> reaching F1 ~84% from only 10 minutes of labeled data, cutting annotation time by ~80% via a semi-automated labeling workflow with active-learning data selection.</w:t>
+        <w:t xml:space="preserve">Quantized </w:t>
+      </w:r>
+      <w:proofErr w:type="spellStart"/>
+      <w:r>
+        <w:rPr>
+          <w:rFonts w:ascii="Merriweather Light" w:eastAsia="Merriweather Light" w:hAnsi="Merriweather Light" w:cs="Merriweather Light"/>
+          <w:color w:val="000000" w:themeColor="text1"/>
+          <w:sz w:val="16"/>
+          <w:szCs w:val="16"/>
+          <w:lang w:val="en-US" w:eastAsia="ko-KR"/>
+        </w:rPr>
+        <w:t>OpenVLA</w:t>
+      </w:r>
+      <w:proofErr w:type="spellEnd"/>
+      <w:r>
+        <w:rPr>
+          <w:rFonts w:ascii="Merriweather Light" w:eastAsia="Merriweather Light" w:hAnsi="Merriweather Light" w:cs="Merriweather Light"/>
+          <w:color w:val="000000" w:themeColor="text1"/>
+          <w:sz w:val="16"/>
+          <w:szCs w:val="16"/>
+          <w:lang w:val="en-US" w:eastAsia="ko-KR"/>
+        </w:rPr>
+        <w:t xml:space="preserve"> for task-specific robotic manipulation so the policy runs on-device instead of off-loading to a</w:t>
+      </w:r>
+      <w:r>
+        <w:rPr>
+          <w:rFonts w:ascii="Merriweather Light" w:eastAsia="Merriweather Light" w:hAnsi="Merriweather Light" w:cs="Merriweather Light"/>
+          <w:color w:val="000000" w:themeColor="text1"/>
+          <w:sz w:val="16"/>
+          <w:szCs w:val="16"/>
+          <w:lang w:val="en-US" w:eastAsia="ko-KR"/>
+        </w:rPr>
+        <w:t xml:space="preserve"> </w:t>
+      </w:r>
+      <w:r>
+        <w:rPr>
+          <w:rFonts w:ascii="Merriweather Light" w:eastAsia="Merriweather Light" w:hAnsi="Merriweather Light" w:cs="Merriweather Light"/>
+          <w:color w:val="000000" w:themeColor="text1"/>
+          <w:sz w:val="16"/>
+          <w:szCs w:val="16"/>
+          <w:lang w:val="en-US" w:eastAsia="ko-KR"/>
+        </w:rPr>
+        <w:t>server; built thermal/IR defogging and optical-flow anomaly detection for low-visibility IR feeds.</w:t>
+      </w:r>
+    </w:p>
+    <w:p>
+      <w:pPr>
+        <w:spacing w:after="30" w:line="232" w:lineRule="auto"/>
+        <w:ind w:left="100"/>
+        <w:rPr>
+          <w:rFonts w:ascii="Merriweather Light" w:eastAsia="Merriweather Light" w:hAnsi="Merriweather Light" w:cs="Merriweather Light"/>
+          <w:color w:val="000000" w:themeColor="text1"/>
+          <w:sz w:val="16"/>
+          <w:szCs w:val="16"/>
+          <w:lang w:val="en-US" w:eastAsia="ko-KR"/>
+        </w:rPr>
+      </w:pPr>
+      <w:r>
+        <w:rPr>
+          <w:rFonts w:ascii="Merriweather Light" w:eastAsia="Merriweather Light" w:hAnsi="Merriweather Light" w:cs="Merriweather Light"/>
+          <w:color w:val="000000" w:themeColor="text1"/>
+          <w:sz w:val="16"/>
+          <w:szCs w:val="16"/>
+          <w:lang w:val="en-US" w:eastAsia="ko-KR"/>
+        </w:rPr>
+        <w:t>Document AI &amp; OCR</w:t>
       </w:r>
     </w:p>
     <w:p>
@@ -1427,138 +2498,27 @@
           <w:szCs w:val="16"/>
           <w:lang w:val="en-US" w:eastAsia="ko-KR"/>
         </w:rPr>
-        <w:t>Developed thermal/IR image-processing algorithms: fog dehazing/defogging to restore visibility in low-visibility conditions, and optical-flow-based detection of anomalous motion on IR camera feeds.</w:t>
-      </w:r>
-    </w:p>
-    <w:p>
-      <w:pPr>
-        <w:pStyle w:val="ListParagraph"/>
-        <w:spacing w:after="30" w:line="232" w:lineRule="auto"/>
-        <w:ind w:left="260"/>
-        <w:rPr>
-          <w:rFonts w:ascii="Merriweather Light" w:eastAsia="Merriweather Light" w:hAnsi="Merriweather Light" w:cs="Merriweather Light"/>
-          <w:color w:val="000000" w:themeColor="text1"/>
-          <w:sz w:val="16"/>
-          <w:szCs w:val="16"/>
-          <w:lang w:val="en-US" w:eastAsia="ko-KR"/>
-        </w:rPr>
-      </w:pPr>
-    </w:p>
-    <w:p>
-      <w:pPr>
-        <w:spacing w:line="270" w:lineRule="auto"/>
-        <w:rPr>
-          <w:rFonts w:ascii="Merriweather" w:eastAsia="Merriweather" w:hAnsi="Merriweather" w:cs="Merriweather"/>
-          <w:b/>
-          <w:bCs/>
-          <w:color w:val="000000" w:themeColor="text1"/>
-          <w:sz w:val="20"/>
-          <w:szCs w:val="20"/>
-          <w:lang w:val="en-US" w:eastAsia="ko-KR"/>
-        </w:rPr>
-      </w:pPr>
-      <w:r>
-        <w:rPr>
-          <w:rFonts w:ascii="Merriweather" w:eastAsia="Merriweather" w:hAnsi="Merriweather" w:cs="Merriweather"/>
-          <w:b/>
-          <w:bCs/>
-          <w:color w:val="000000" w:themeColor="text1"/>
-          <w:sz w:val="20"/>
-          <w:szCs w:val="20"/>
-          <w:lang w:val="en-US" w:eastAsia="ko-KR"/>
-        </w:rPr>
-        <w:t>Technical Lead</w:t>
-      </w:r>
-    </w:p>
-    <w:p>
-      <w:pPr>
-        <w:tabs>
-          <w:tab w:val="right" w:pos="9026"/>
-        </w:tabs>
-        <w:spacing w:after="40"/>
-        <w:rPr>
-          <w:rFonts w:ascii="Merriweather Light" w:eastAsia="Merriweather Light" w:hAnsi="Merriweather Light" w:cs="Merriweather Light"/>
-          <w:color w:val="000000" w:themeColor="text1"/>
-          <w:sz w:val="16"/>
-          <w:szCs w:val="16"/>
-          <w:lang w:val="en-US" w:eastAsia="ko-KR"/>
-        </w:rPr>
-      </w:pPr>
-      <w:proofErr w:type="spellStart"/>
-      <w:r>
-        <w:rPr>
-          <w:rFonts w:ascii="Merriweather Light" w:eastAsia="Merriweather Light" w:hAnsi="Merriweather Light" w:cs="Merriweather Light"/>
-          <w:color w:val="000000" w:themeColor="text1"/>
-          <w:sz w:val="16"/>
-          <w:szCs w:val="16"/>
-          <w:lang w:val="en-US" w:eastAsia="ko-KR"/>
-        </w:rPr>
-        <w:t>IDefy</w:t>
-      </w:r>
-      <w:proofErr w:type="spellEnd"/>
-      <w:r>
-        <w:rPr>
-          <w:rFonts w:ascii="Merriweather Light" w:eastAsia="Merriweather Light" w:hAnsi="Merriweather Light" w:cs="Merriweather Light"/>
-          <w:color w:val="000000" w:themeColor="text1"/>
-          <w:sz w:val="16"/>
-          <w:szCs w:val="16"/>
-          <w:lang w:val="en-US" w:eastAsia="ko-KR"/>
-        </w:rPr>
-        <w:t xml:space="preserve"> (Digital Identity/</w:t>
-      </w:r>
-      <w:proofErr w:type="spellStart"/>
-      <w:proofErr w:type="gramStart"/>
-      <w:r>
-        <w:rPr>
-          <w:rFonts w:ascii="Merriweather Light" w:eastAsia="Merriweather Light" w:hAnsi="Merriweather Light" w:cs="Merriweather Light"/>
-          <w:color w:val="000000" w:themeColor="text1"/>
-          <w:sz w:val="16"/>
-          <w:szCs w:val="16"/>
-          <w:lang w:val="en-US" w:eastAsia="ko-KR"/>
-        </w:rPr>
-        <w:t>eKYC</w:t>
-      </w:r>
-      <w:proofErr w:type="spellEnd"/>
-      <w:r>
-        <w:rPr>
-          <w:rFonts w:ascii="Merriweather Light" w:eastAsia="Merriweather Light" w:hAnsi="Merriweather Light" w:cs="Merriweather Light"/>
-          <w:color w:val="000000" w:themeColor="text1"/>
-          <w:sz w:val="16"/>
-          <w:szCs w:val="16"/>
-          <w:lang w:val="en-US" w:eastAsia="ko-KR"/>
-        </w:rPr>
-        <w:t>)</w:t>
-      </w:r>
-      <w:r>
-        <w:rPr>
-          <w:rFonts w:ascii="Merriweather Light" w:eastAsia="Merriweather Light" w:hAnsi="Merriweather Light" w:cs="Merriweather Light"/>
-          <w:color w:val="000000" w:themeColor="text1"/>
-          <w:sz w:val="16"/>
-          <w:szCs w:val="16"/>
-          <w:lang w:val="en-US" w:eastAsia="ko-KR"/>
-        </w:rPr>
-        <w:t xml:space="preserve">   </w:t>
-      </w:r>
-      <w:proofErr w:type="gramEnd"/>
-      <w:r>
-        <w:rPr>
-          <w:rFonts w:ascii="Merriweather Light" w:eastAsia="Merriweather Light" w:hAnsi="Merriweather Light" w:cs="Merriweather Light"/>
-          <w:color w:val="000000" w:themeColor="text1"/>
-          <w:sz w:val="16"/>
-          <w:szCs w:val="16"/>
-          <w:lang w:val="en-US" w:eastAsia="ko-KR"/>
-        </w:rPr>
-        <w:t xml:space="preserve">                                                                                                                          </w:t>
-      </w:r>
-      <w:r>
-        <w:rPr>
-          <w:rFonts w:ascii="Merriweather Light" w:eastAsia="Merriweather Light" w:hAnsi="Merriweather Light" w:cs="Merriweather Light"/>
-          <w:color w:val="000000" w:themeColor="text1"/>
-          <w:sz w:val="16"/>
-          <w:szCs w:val="16"/>
-          <w:lang w:val="en-US" w:eastAsia="ko-KR"/>
-        </w:rPr>
-        <w:t>October 2022 — February 2024, Giza, Egypt</w:t>
+        <w:t>Built Arabic layout and complex-graphics analysis — 98% F1 on layout regions, 93% F1 on graphics components, and</w:t>
+      </w:r>
+      <w:r>
+        <w:rPr>
+          <w:rFonts w:ascii="Merriweather Light" w:eastAsia="Merriweather Light" w:hAnsi="Merriweather Light" w:cs="Merriweather Light"/>
+          <w:color w:val="000000" w:themeColor="text1"/>
+          <w:sz w:val="16"/>
+          <w:szCs w:val="16"/>
+          <w:lang w:val="en-US" w:eastAsia="ko-KR"/>
+        </w:rPr>
+        <w:t xml:space="preserve"> </w:t>
+      </w:r>
+      <w:r>
+        <w:rPr>
+          <w:rFonts w:ascii="Merriweather Light" w:eastAsia="Merriweather Light" w:hAnsi="Merriweather Light" w:cs="Merriweather Light"/>
+          <w:color w:val="000000" w:themeColor="text1"/>
+          <w:sz w:val="16"/>
+          <w:szCs w:val="16"/>
+          <w:lang w:val="en-US" w:eastAsia="ko-KR"/>
+        </w:rPr>
+        <w:t>84% on graphics reasoning (chart and diagram semantics, figure–caption linkage).</w:t>
       </w:r>
     </w:p>
     <w:p>
@@ -1585,7 +2545,200 @@
           <w:szCs w:val="16"/>
           <w:lang w:val="en-US" w:eastAsia="ko-KR"/>
         </w:rPr>
-        <w:t>Led digital identity onboarding products (SaaS/SDK/web/mobile), delivering 3 production deployments end-to-end.</w:t>
+        <w:t xml:space="preserve">Fine-tuned </w:t>
+      </w:r>
+      <w:proofErr w:type="spellStart"/>
+      <w:r>
+        <w:rPr>
+          <w:rFonts w:ascii="Merriweather Light" w:eastAsia="Merriweather Light" w:hAnsi="Merriweather Light" w:cs="Merriweather Light"/>
+          <w:color w:val="000000" w:themeColor="text1"/>
+          <w:sz w:val="16"/>
+          <w:szCs w:val="16"/>
+          <w:lang w:val="en-US" w:eastAsia="ko-KR"/>
+        </w:rPr>
+        <w:t>PaddleOCR</w:t>
+      </w:r>
+      <w:proofErr w:type="spellEnd"/>
+      <w:r>
+        <w:rPr>
+          <w:rFonts w:ascii="Merriweather Light" w:eastAsia="Merriweather Light" w:hAnsi="Merriweather Light" w:cs="Merriweather Light"/>
+          <w:color w:val="000000" w:themeColor="text1"/>
+          <w:sz w:val="16"/>
+          <w:szCs w:val="16"/>
+          <w:lang w:val="en-US" w:eastAsia="ko-KR"/>
+        </w:rPr>
+        <w:t xml:space="preserve"> for Arabic to 14% WER general and </w:t>
+      </w:r>
+      <w:r>
+        <w:rPr>
+          <w:rFonts w:ascii="Cambria Math" w:eastAsia="Merriweather Light" w:hAnsi="Cambria Math" w:cs="Cambria Math"/>
+          <w:color w:val="000000" w:themeColor="text1"/>
+          <w:sz w:val="16"/>
+          <w:szCs w:val="16"/>
+          <w:lang w:val="en-US" w:eastAsia="ko-KR"/>
+        </w:rPr>
+        <w:t>∼</w:t>
+      </w:r>
+      <w:r>
+        <w:rPr>
+          <w:rFonts w:ascii="Merriweather Light" w:eastAsia="Merriweather Light" w:hAnsi="Merriweather Light" w:cs="Merriweather Light"/>
+          <w:color w:val="000000" w:themeColor="text1"/>
+          <w:sz w:val="16"/>
+          <w:szCs w:val="16"/>
+          <w:lang w:val="en-US" w:eastAsia="ko-KR"/>
+        </w:rPr>
+        <w:t>8% WER domain-specific, handling cursive script,</w:t>
+      </w:r>
+      <w:r>
+        <w:rPr>
+          <w:rFonts w:ascii="Merriweather Light" w:eastAsia="Merriweather Light" w:hAnsi="Merriweather Light" w:cs="Merriweather Light"/>
+          <w:color w:val="000000" w:themeColor="text1"/>
+          <w:sz w:val="16"/>
+          <w:szCs w:val="16"/>
+          <w:lang w:val="en-US" w:eastAsia="ko-KR"/>
+        </w:rPr>
+        <w:t xml:space="preserve"> </w:t>
+      </w:r>
+      <w:r>
+        <w:rPr>
+          <w:rFonts w:ascii="Merriweather Light" w:eastAsia="Merriweather Light" w:hAnsi="Merriweather Light" w:cs="Merriweather Light"/>
+          <w:color w:val="000000" w:themeColor="text1"/>
+          <w:sz w:val="16"/>
+          <w:szCs w:val="16"/>
+          <w:lang w:val="en-US" w:eastAsia="ko-KR"/>
+        </w:rPr>
+        <w:t>ligatures, and right-to-left layout.</w:t>
+      </w:r>
+    </w:p>
+    <w:p>
+      <w:pPr>
+        <w:pStyle w:val="ListParagraph"/>
+        <w:spacing w:after="30" w:line="232" w:lineRule="auto"/>
+        <w:ind w:left="260"/>
+        <w:rPr>
+          <w:rFonts w:ascii="Merriweather Light" w:eastAsia="Merriweather Light" w:hAnsi="Merriweather Light" w:cs="Merriweather Light"/>
+          <w:color w:val="000000" w:themeColor="text1"/>
+          <w:sz w:val="16"/>
+          <w:szCs w:val="16"/>
+          <w:lang w:val="en-US" w:eastAsia="ko-KR"/>
+        </w:rPr>
+      </w:pPr>
+    </w:p>
+    <w:p>
+      <w:pPr>
+        <w:spacing w:line="270" w:lineRule="auto"/>
+        <w:rPr>
+          <w:rFonts w:ascii="Merriweather" w:eastAsia="Merriweather" w:hAnsi="Merriweather" w:cs="Merriweather"/>
+          <w:b/>
+          <w:bCs/>
+          <w:color w:val="000000" w:themeColor="text1"/>
+          <w:sz w:val="20"/>
+          <w:szCs w:val="20"/>
+          <w:lang w:val="en-US" w:eastAsia="ko-KR"/>
+        </w:rPr>
+      </w:pPr>
+      <w:r>
+        <w:rPr>
+          <w:rFonts w:ascii="Merriweather" w:eastAsia="Merriweather" w:hAnsi="Merriweather" w:cs="Merriweather"/>
+          <w:b/>
+          <w:bCs/>
+          <w:color w:val="000000" w:themeColor="text1"/>
+          <w:sz w:val="20"/>
+          <w:szCs w:val="20"/>
+          <w:lang w:val="en-US" w:eastAsia="ko-KR"/>
+        </w:rPr>
+        <w:t>Technical Lead</w:t>
+      </w:r>
+    </w:p>
+    <w:p>
+      <w:pPr>
+        <w:tabs>
+          <w:tab w:val="right" w:pos="9026"/>
+        </w:tabs>
+        <w:spacing w:after="40"/>
+        <w:rPr>
+          <w:rFonts w:ascii="Merriweather Light" w:eastAsia="Merriweather Light" w:hAnsi="Merriweather Light" w:cs="Merriweather Light"/>
+          <w:color w:val="000000" w:themeColor="text1"/>
+          <w:sz w:val="16"/>
+          <w:szCs w:val="16"/>
+          <w:lang w:val="en-US" w:eastAsia="ko-KR"/>
+        </w:rPr>
+      </w:pPr>
+      <w:proofErr w:type="spellStart"/>
+      <w:r>
+        <w:rPr>
+          <w:rFonts w:ascii="Merriweather Light" w:eastAsia="Merriweather Light" w:hAnsi="Merriweather Light" w:cs="Merriweather Light"/>
+          <w:color w:val="000000" w:themeColor="text1"/>
+          <w:sz w:val="16"/>
+          <w:szCs w:val="16"/>
+          <w:lang w:val="en-US" w:eastAsia="ko-KR"/>
+        </w:rPr>
+        <w:t>IDefy</w:t>
+      </w:r>
+      <w:proofErr w:type="spellEnd"/>
+      <w:r>
+        <w:rPr>
+          <w:rFonts w:ascii="Merriweather Light" w:eastAsia="Merriweather Light" w:hAnsi="Merriweather Light" w:cs="Merriweather Light"/>
+          <w:color w:val="000000" w:themeColor="text1"/>
+          <w:sz w:val="16"/>
+          <w:szCs w:val="16"/>
+          <w:lang w:val="en-US" w:eastAsia="ko-KR"/>
+        </w:rPr>
+        <w:t xml:space="preserve"> (Digital Identity/</w:t>
+      </w:r>
+      <w:proofErr w:type="spellStart"/>
+      <w:proofErr w:type="gramStart"/>
+      <w:r>
+        <w:rPr>
+          <w:rFonts w:ascii="Merriweather Light" w:eastAsia="Merriweather Light" w:hAnsi="Merriweather Light" w:cs="Merriweather Light"/>
+          <w:color w:val="000000" w:themeColor="text1"/>
+          <w:sz w:val="16"/>
+          <w:szCs w:val="16"/>
+          <w:lang w:val="en-US" w:eastAsia="ko-KR"/>
+        </w:rPr>
+        <w:t>eKYC</w:t>
+      </w:r>
+      <w:proofErr w:type="spellEnd"/>
+      <w:r>
+        <w:rPr>
+          <w:rFonts w:ascii="Merriweather Light" w:eastAsia="Merriweather Light" w:hAnsi="Merriweather Light" w:cs="Merriweather Light"/>
+          <w:color w:val="000000" w:themeColor="text1"/>
+          <w:sz w:val="16"/>
+          <w:szCs w:val="16"/>
+          <w:lang w:val="en-US" w:eastAsia="ko-KR"/>
+        </w:rPr>
+        <w:t>)</w:t>
+      </w:r>
+      <w:r>
+        <w:rPr>
+          <w:rFonts w:ascii="Merriweather Light" w:eastAsia="Merriweather Light" w:hAnsi="Merriweather Light" w:cs="Merriweather Light"/>
+          <w:color w:val="000000" w:themeColor="text1"/>
+          <w:sz w:val="16"/>
+          <w:szCs w:val="16"/>
+          <w:lang w:val="en-US" w:eastAsia="ko-KR"/>
+        </w:rPr>
+        <w:t xml:space="preserve">   </w:t>
+      </w:r>
+      <w:proofErr w:type="gramEnd"/>
+      <w:r>
+        <w:rPr>
+          <w:rFonts w:ascii="Merriweather Light" w:eastAsia="Merriweather Light" w:hAnsi="Merriweather Light" w:cs="Merriweather Light"/>
+          <w:color w:val="000000" w:themeColor="text1"/>
+          <w:sz w:val="16"/>
+          <w:szCs w:val="16"/>
+          <w:lang w:val="en-US" w:eastAsia="ko-KR"/>
+        </w:rPr>
+        <w:t xml:space="preserve">                                                                                                                          </w:t>
+      </w:r>
+      <w:r>
+        <w:rPr>
+          <w:rFonts w:ascii="Merriweather Light" w:eastAsia="Merriweather Light" w:hAnsi="Merriweather Light" w:cs="Merriweather Light"/>
+          <w:color w:val="000000" w:themeColor="text1"/>
+          <w:sz w:val="16"/>
+          <w:szCs w:val="16"/>
+          <w:lang w:val="en-US" w:eastAsia="ko-KR"/>
+        </w:rPr>
+        <w:t>October 2022 — February 2024, Giza, Egypt</w:t>
       </w:r>
     </w:p>
     <w:p>
@@ -1612,7 +2765,7 @@
           <w:szCs w:val="16"/>
           <w:lang w:val="en-US" w:eastAsia="ko-KR"/>
         </w:rPr>
-        <w:t>Built validation and quality-control workflows for OCR, face matching, liveness, and identity-verification datasets, improving verification success rate by 20% through data quality tuning and systematic failure analysis.</w:t>
+        <w:t>Led digital identity onboarding products (SaaS/SDK/web/mobile), delivering 3 production deployments end-to-end.</w:t>
       </w:r>
     </w:p>
     <w:p>
@@ -1639,7 +2792,7 @@
           <w:szCs w:val="16"/>
           <w:lang w:val="en-US" w:eastAsia="ko-KR"/>
         </w:rPr>
-        <w:t>Developed configurable OCR/document-processing pipelines that adapted to new structured documents using limited samples, annotation rules, and validation checks, reaching 96% recognition accuracy.</w:t>
+        <w:t>Built validation and quality-control workflows for OCR, face matching, liveness, and identity-verification datasets, improving verification success rate by 20% through data quality tuning and systematic failure analysis.</w:t>
       </w:r>
     </w:p>
     <w:p>
@@ -1666,92 +2819,7 @@
           <w:szCs w:val="16"/>
           <w:lang w:val="en-US" w:eastAsia="ko-KR"/>
         </w:rPr>
-        <w:t>Analyzed production failure cases across OCR, face verification, and liveness detection to identify noisy data, poor image quality, edge cases, and model retraining opportunities.</w:t>
-      </w:r>
-    </w:p>
-    <w:p>
-      <w:pPr>
-        <w:pStyle w:val="ListParagraph"/>
-        <w:spacing w:after="30" w:line="232" w:lineRule="auto"/>
-        <w:ind w:left="260"/>
-        <w:rPr>
-          <w:rFonts w:ascii="Merriweather Light" w:eastAsia="Merriweather Light" w:hAnsi="Merriweather Light" w:cs="Merriweather Light"/>
-          <w:color w:val="000000" w:themeColor="text1"/>
-          <w:sz w:val="16"/>
-          <w:szCs w:val="16"/>
-          <w:lang w:val="en-US" w:eastAsia="ko-KR"/>
-        </w:rPr>
-      </w:pPr>
-    </w:p>
-    <w:p>
-      <w:pPr>
-        <w:spacing w:line="270" w:lineRule="auto"/>
-        <w:rPr>
-          <w:rFonts w:ascii="Merriweather" w:eastAsia="Merriweather" w:hAnsi="Merriweather" w:cs="Merriweather"/>
-          <w:b/>
-          <w:bCs/>
-          <w:color w:val="000000" w:themeColor="text1"/>
-          <w:sz w:val="20"/>
-          <w:szCs w:val="20"/>
-          <w:lang w:val="en-US" w:eastAsia="ko-KR"/>
-        </w:rPr>
-      </w:pPr>
-      <w:r>
-        <w:rPr>
-          <w:rFonts w:ascii="Merriweather" w:eastAsia="Merriweather" w:hAnsi="Merriweather" w:cs="Merriweather"/>
-          <w:b/>
-          <w:bCs/>
-          <w:color w:val="000000" w:themeColor="text1"/>
-          <w:sz w:val="20"/>
-          <w:szCs w:val="20"/>
-          <w:lang w:val="en-US" w:eastAsia="ko-KR"/>
-        </w:rPr>
-        <w:t>Senior ML Engineer (Computer Vision)</w:t>
-      </w:r>
-    </w:p>
-    <w:p>
-      <w:pPr>
-        <w:tabs>
-          <w:tab w:val="right" w:pos="9026"/>
-        </w:tabs>
-        <w:spacing w:after="40"/>
-        <w:rPr>
-          <w:rFonts w:ascii="Merriweather Light" w:eastAsia="Merriweather Light" w:hAnsi="Merriweather Light" w:cs="Merriweather Light"/>
-          <w:color w:val="000000" w:themeColor="text1"/>
-          <w:sz w:val="16"/>
-          <w:szCs w:val="16"/>
-          <w:lang w:val="en-US" w:eastAsia="ko-KR"/>
-        </w:rPr>
-      </w:pPr>
-      <w:r>
-        <w:rPr>
-          <w:rFonts w:ascii="Merriweather Light" w:eastAsia="Merriweather Light" w:hAnsi="Merriweather Light" w:cs="Merriweather Light"/>
-          <w:color w:val="000000" w:themeColor="text1"/>
-          <w:sz w:val="16"/>
-          <w:szCs w:val="16"/>
-          <w:lang w:val="en-US" w:eastAsia="ko-KR"/>
-        </w:rPr>
-        <w:t>RDI</w:t>
-      </w:r>
-      <w:r>
-        <w:rPr>
-          <w:rFonts w:ascii="Merriweather Light" w:eastAsia="Merriweather Light" w:hAnsi="Merriweather Light" w:cs="Merriweather Light"/>
-          <w:color w:val="000000" w:themeColor="text1"/>
-          <w:sz w:val="16"/>
-          <w:szCs w:val="16"/>
-          <w:lang w:val="en-US" w:eastAsia="ko-KR"/>
-        </w:rPr>
-        <w:t xml:space="preserve">                                                                                                                                                                                    </w:t>
-      </w:r>
-      <w:r>
-        <w:rPr>
-          <w:rFonts w:ascii="Merriweather Light" w:eastAsia="Merriweather Light" w:hAnsi="Merriweather Light" w:cs="Merriweather Light"/>
-          <w:color w:val="000000" w:themeColor="text1"/>
-          <w:sz w:val="16"/>
-          <w:szCs w:val="16"/>
-          <w:lang w:val="en-US" w:eastAsia="ko-KR"/>
-        </w:rPr>
-        <w:t>January 2021 — October 2022, Giza, Egypt</w:t>
+        <w:t>Developed configurable OCR/document-processing pipelines that adapted to new structured documents using limited samples, annotation rules, and validation checks, reaching 96% recognition accuracy.</w:t>
       </w:r>
     </w:p>
     <w:p>
@@ -1778,7 +2846,92 @@
           <w:szCs w:val="16"/>
           <w:lang w:val="en-US" w:eastAsia="ko-KR"/>
         </w:rPr>
-        <w:t>Led the delivery of the Sotoor Arabic OCR System, achieving 12% WER on Arabic manuscripts.</w:t>
+        <w:t>Analyzed production failure cases across OCR, face verification, and liveness detection to identify noisy data, poor image quality, edge cases, and model retraining opportunities.</w:t>
+      </w:r>
+    </w:p>
+    <w:p>
+      <w:pPr>
+        <w:pStyle w:val="ListParagraph"/>
+        <w:spacing w:after="30" w:line="232" w:lineRule="auto"/>
+        <w:ind w:left="260"/>
+        <w:rPr>
+          <w:rFonts w:ascii="Merriweather Light" w:eastAsia="Merriweather Light" w:hAnsi="Merriweather Light" w:cs="Merriweather Light"/>
+          <w:color w:val="000000" w:themeColor="text1"/>
+          <w:sz w:val="16"/>
+          <w:szCs w:val="16"/>
+          <w:lang w:val="en-US" w:eastAsia="ko-KR"/>
+        </w:rPr>
+      </w:pPr>
+    </w:p>
+    <w:p>
+      <w:pPr>
+        <w:spacing w:line="270" w:lineRule="auto"/>
+        <w:rPr>
+          <w:rFonts w:ascii="Merriweather" w:eastAsia="Merriweather" w:hAnsi="Merriweather" w:cs="Merriweather"/>
+          <w:b/>
+          <w:bCs/>
+          <w:color w:val="000000" w:themeColor="text1"/>
+          <w:sz w:val="20"/>
+          <w:szCs w:val="20"/>
+          <w:lang w:val="en-US" w:eastAsia="ko-KR"/>
+        </w:rPr>
+      </w:pPr>
+      <w:r>
+        <w:rPr>
+          <w:rFonts w:ascii="Merriweather" w:eastAsia="Merriweather" w:hAnsi="Merriweather" w:cs="Merriweather"/>
+          <w:b/>
+          <w:bCs/>
+          <w:color w:val="000000" w:themeColor="text1"/>
+          <w:sz w:val="20"/>
+          <w:szCs w:val="20"/>
+          <w:lang w:val="en-US" w:eastAsia="ko-KR"/>
+        </w:rPr>
+        <w:t>Senior ML Engineer (Computer Vision)</w:t>
+      </w:r>
+    </w:p>
+    <w:p>
+      <w:pPr>
+        <w:tabs>
+          <w:tab w:val="right" w:pos="9026"/>
+        </w:tabs>
+        <w:spacing w:after="40"/>
+        <w:rPr>
+          <w:rFonts w:ascii="Merriweather Light" w:eastAsia="Merriweather Light" w:hAnsi="Merriweather Light" w:cs="Merriweather Light"/>
+          <w:color w:val="000000" w:themeColor="text1"/>
+          <w:sz w:val="16"/>
+          <w:szCs w:val="16"/>
+          <w:lang w:val="en-US" w:eastAsia="ko-KR"/>
+        </w:rPr>
+      </w:pPr>
+      <w:r>
+        <w:rPr>
+          <w:rFonts w:ascii="Merriweather Light" w:eastAsia="Merriweather Light" w:hAnsi="Merriweather Light" w:cs="Merriweather Light"/>
+          <w:color w:val="000000" w:themeColor="text1"/>
+          <w:sz w:val="16"/>
+          <w:szCs w:val="16"/>
+          <w:lang w:val="en-US" w:eastAsia="ko-KR"/>
+        </w:rPr>
+        <w:t>RDI</w:t>
+      </w:r>
+      <w:r>
+        <w:rPr>
+          <w:rFonts w:ascii="Merriweather Light" w:eastAsia="Merriweather Light" w:hAnsi="Merriweather Light" w:cs="Merriweather Light"/>
+          <w:color w:val="000000" w:themeColor="text1"/>
+          <w:sz w:val="16"/>
+          <w:szCs w:val="16"/>
+          <w:lang w:val="en-US" w:eastAsia="ko-KR"/>
+        </w:rPr>
+        <w:t xml:space="preserve">                                                                                                                                                                                    </w:t>
+      </w:r>
+      <w:r>
+        <w:rPr>
+          <w:rFonts w:ascii="Merriweather Light" w:eastAsia="Merriweather Light" w:hAnsi="Merriweather Light" w:cs="Merriweather Light"/>
+          <w:color w:val="000000" w:themeColor="text1"/>
+          <w:sz w:val="16"/>
+          <w:szCs w:val="16"/>
+          <w:lang w:val="en-US" w:eastAsia="ko-KR"/>
+        </w:rPr>
+        <w:t>January 2021 — October 2022, Giza, Egypt</w:t>
       </w:r>
     </w:p>
     <w:p>
@@ -1805,7 +2958,7 @@
           <w:szCs w:val="16"/>
           <w:lang w:val="en-US" w:eastAsia="ko-KR"/>
         </w:rPr>
-        <w:t>Built document OCR pipeline modules (layout analysis, segmentation, font detection, recognition, denoising, correction), reducing OCR error by ~7% on noisy scans.</w:t>
+        <w:t>Led the delivery of the Sotoor Arabic OCR System, achieving 12% WER on Arabic manuscripts.</w:t>
       </w:r>
     </w:p>
     <w:p>
@@ -1832,92 +2985,7 @@
           <w:szCs w:val="16"/>
           <w:lang w:val="en-US" w:eastAsia="ko-KR"/>
         </w:rPr>
-        <w:t>Adapted the K2 Toolkit for OCR training/decoding, improving training efficiency by ~25% and gaining ~4% WER, boosting sequence recognition stability.</w:t>
-      </w:r>
-    </w:p>
-    <w:p>
-      <w:pPr>
-        <w:pStyle w:val="ListParagraph"/>
-        <w:spacing w:after="30" w:line="232" w:lineRule="auto"/>
-        <w:ind w:left="260"/>
-        <w:rPr>
-          <w:rFonts w:ascii="Merriweather Light" w:eastAsia="Merriweather Light" w:hAnsi="Merriweather Light" w:cs="Merriweather Light"/>
-          <w:color w:val="000000" w:themeColor="text1"/>
-          <w:sz w:val="16"/>
-          <w:szCs w:val="16"/>
-          <w:lang w:val="en-US" w:eastAsia="ko-KR"/>
-        </w:rPr>
-      </w:pPr>
-    </w:p>
-    <w:p>
-      <w:pPr>
-        <w:spacing w:line="270" w:lineRule="auto"/>
-        <w:rPr>
-          <w:rFonts w:ascii="Merriweather" w:eastAsia="Merriweather" w:hAnsi="Merriweather" w:cs="Merriweather"/>
-          <w:b/>
-          <w:bCs/>
-          <w:color w:val="000000" w:themeColor="text1"/>
-          <w:sz w:val="20"/>
-          <w:szCs w:val="20"/>
-          <w:lang w:val="en-US" w:eastAsia="ko-KR"/>
-        </w:rPr>
-      </w:pPr>
-      <w:r>
-        <w:rPr>
-          <w:rFonts w:ascii="Merriweather" w:eastAsia="Merriweather" w:hAnsi="Merriweather" w:cs="Merriweather"/>
-          <w:b/>
-          <w:bCs/>
-          <w:color w:val="000000" w:themeColor="text1"/>
-          <w:sz w:val="20"/>
-          <w:szCs w:val="20"/>
-          <w:lang w:val="en-US" w:eastAsia="ko-KR"/>
-        </w:rPr>
-        <w:t>ML Researcher</w:t>
-      </w:r>
-    </w:p>
-    <w:p>
-      <w:pPr>
-        <w:tabs>
-          <w:tab w:val="right" w:pos="9026"/>
-        </w:tabs>
-        <w:spacing w:after="40"/>
-        <w:rPr>
-          <w:rFonts w:ascii="Merriweather Light" w:eastAsia="Merriweather Light" w:hAnsi="Merriweather Light" w:cs="Merriweather Light"/>
-          <w:color w:val="000000" w:themeColor="text1"/>
-          <w:sz w:val="16"/>
-          <w:szCs w:val="16"/>
-          <w:lang w:val="en-US" w:eastAsia="ko-KR"/>
-        </w:rPr>
-      </w:pPr>
-      <w:r>
-        <w:rPr>
-          <w:rFonts w:ascii="Merriweather Light" w:eastAsia="Merriweather Light" w:hAnsi="Merriweather Light" w:cs="Merriweather Light"/>
-          <w:color w:val="000000" w:themeColor="text1"/>
-          <w:sz w:val="16"/>
-          <w:szCs w:val="16"/>
-          <w:lang w:val="en-US" w:eastAsia="ko-KR"/>
-        </w:rPr>
-        <w:t>RDI</w:t>
-      </w:r>
-      <w:r>
-        <w:rPr>
-          <w:rFonts w:ascii="Merriweather Light" w:eastAsia="Merriweather Light" w:hAnsi="Merriweather Light" w:cs="Merriweather Light"/>
-          <w:color w:val="000000" w:themeColor="text1"/>
-          <w:sz w:val="16"/>
-          <w:szCs w:val="16"/>
-          <w:lang w:val="en-US" w:eastAsia="ko-KR"/>
-        </w:rPr>
-        <w:t xml:space="preserve">                                                                                                                                                                                     </w:t>
-      </w:r>
-      <w:r>
-        <w:rPr>
-          <w:rFonts w:ascii="Merriweather Light" w:eastAsia="Merriweather Light" w:hAnsi="Merriweather Light" w:cs="Merriweather Light"/>
-          <w:color w:val="000000" w:themeColor="text1"/>
-          <w:sz w:val="16"/>
-          <w:szCs w:val="16"/>
-          <w:lang w:val="en-US" w:eastAsia="ko-KR"/>
-        </w:rPr>
-        <w:t>January 2017 — January 2021, Giza, Egypt</w:t>
+        <w:t>Built document OCR pipeline modules (layout analysis, segmentation, font detection, recognition, denoising, correction), reducing OCR error by ~7% on noisy scans.</w:t>
       </w:r>
     </w:p>
     <w:p>
@@ -1944,7 +3012,92 @@
           <w:szCs w:val="16"/>
           <w:lang w:val="en-US" w:eastAsia="ko-KR"/>
         </w:rPr>
-        <w:t>Collaborated on a team building NLP systems for the Arabic language across speech and text.</w:t>
+        <w:t>Adapted the K2 Toolkit for OCR training/decoding, improving training efficiency by ~25% and gaining ~4% WER, boosting sequence recognition stability.</w:t>
+      </w:r>
+    </w:p>
+    <w:p>
+      <w:pPr>
+        <w:pStyle w:val="ListParagraph"/>
+        <w:spacing w:after="30" w:line="232" w:lineRule="auto"/>
+        <w:ind w:left="260"/>
+        <w:rPr>
+          <w:rFonts w:ascii="Merriweather Light" w:eastAsia="Merriweather Light" w:hAnsi="Merriweather Light" w:cs="Merriweather Light"/>
+          <w:color w:val="000000" w:themeColor="text1"/>
+          <w:sz w:val="16"/>
+          <w:szCs w:val="16"/>
+          <w:lang w:val="en-US" w:eastAsia="ko-KR"/>
+        </w:rPr>
+      </w:pPr>
+    </w:p>
+    <w:p>
+      <w:pPr>
+        <w:spacing w:line="270" w:lineRule="auto"/>
+        <w:rPr>
+          <w:rFonts w:ascii="Merriweather" w:eastAsia="Merriweather" w:hAnsi="Merriweather" w:cs="Merriweather"/>
+          <w:b/>
+          <w:bCs/>
+          <w:color w:val="000000" w:themeColor="text1"/>
+          <w:sz w:val="20"/>
+          <w:szCs w:val="20"/>
+          <w:lang w:val="en-US" w:eastAsia="ko-KR"/>
+        </w:rPr>
+      </w:pPr>
+      <w:r>
+        <w:rPr>
+          <w:rFonts w:ascii="Merriweather" w:eastAsia="Merriweather" w:hAnsi="Merriweather" w:cs="Merriweather"/>
+          <w:b/>
+          <w:bCs/>
+          <w:color w:val="000000" w:themeColor="text1"/>
+          <w:sz w:val="20"/>
+          <w:szCs w:val="20"/>
+          <w:lang w:val="en-US" w:eastAsia="ko-KR"/>
+        </w:rPr>
+        <w:t>ML Researcher</w:t>
+      </w:r>
+    </w:p>
+    <w:p>
+      <w:pPr>
+        <w:tabs>
+          <w:tab w:val="right" w:pos="9026"/>
+        </w:tabs>
+        <w:spacing w:after="40"/>
+        <w:rPr>
+          <w:rFonts w:ascii="Merriweather Light" w:eastAsia="Merriweather Light" w:hAnsi="Merriweather Light" w:cs="Merriweather Light"/>
+          <w:color w:val="000000" w:themeColor="text1"/>
+          <w:sz w:val="16"/>
+          <w:szCs w:val="16"/>
+          <w:lang w:val="en-US" w:eastAsia="ko-KR"/>
+        </w:rPr>
+      </w:pPr>
+      <w:r>
+        <w:rPr>
+          <w:rFonts w:ascii="Merriweather Light" w:eastAsia="Merriweather Light" w:hAnsi="Merriweather Light" w:cs="Merriweather Light"/>
+          <w:color w:val="000000" w:themeColor="text1"/>
+          <w:sz w:val="16"/>
+          <w:szCs w:val="16"/>
+          <w:lang w:val="en-US" w:eastAsia="ko-KR"/>
+        </w:rPr>
+        <w:t>RDI</w:t>
+      </w:r>
+      <w:r>
+        <w:rPr>
+          <w:rFonts w:ascii="Merriweather Light" w:eastAsia="Merriweather Light" w:hAnsi="Merriweather Light" w:cs="Merriweather Light"/>
+          <w:color w:val="000000" w:themeColor="text1"/>
+          <w:sz w:val="16"/>
+          <w:szCs w:val="16"/>
+          <w:lang w:val="en-US" w:eastAsia="ko-KR"/>
+        </w:rPr>
+        <w:t xml:space="preserve">                                                                                                                                                                                     </w:t>
+      </w:r>
+      <w:r>
+        <w:rPr>
+          <w:rFonts w:ascii="Merriweather Light" w:eastAsia="Merriweather Light" w:hAnsi="Merriweather Light" w:cs="Merriweather Light"/>
+          <w:color w:val="000000" w:themeColor="text1"/>
+          <w:sz w:val="16"/>
+          <w:szCs w:val="16"/>
+          <w:lang w:val="en-US" w:eastAsia="ko-KR"/>
+        </w:rPr>
+        <w:t>January 2017 — January 2021, Giza, Egypt</w:t>
       </w:r>
     </w:p>
     <w:p>
@@ -1971,95 +3124,7 @@
           <w:szCs w:val="16"/>
           <w:lang w:val="en-US" w:eastAsia="ko-KR"/>
         </w:rPr>
-        <w:t>Developed and deployed production systems, including Speech Recognition, Optical Character Recognition, Text Diacritization, Voice Conversion, and Quran Recitation Verification.</w:t>
-      </w:r>
-      <w:r>
-        <w:rPr>
-          <w:color w:val="000000" w:themeColor="text1"/>
-          <w:sz w:val="16"/>
-          <w:szCs w:val="16"/>
-        </w:rPr>
-        <w:t xml:space="preserve"> </w:t>
-      </w:r>
-    </w:p>
-    <w:p>
-      <w:pPr>
-        <w:pStyle w:val="ReziHeading"/>
-        <w:spacing w:before="180" w:after="60" w:line="270" w:lineRule="auto"/>
-        <w:rPr>
-          <w:color w:val="000000" w:themeColor="text1"/>
-          <w:sz w:val="21"/>
-          <w:szCs w:val="21"/>
-        </w:rPr>
-      </w:pPr>
-      <w:r>
-        <w:rPr>
-          <w:rFonts w:ascii="Merriweather" w:eastAsia="Merriweather" w:hAnsi="Merriweather" w:cs="Merriweather"/>
-          <w:b/>
-          <w:bCs/>
-          <w:color w:val="000000" w:themeColor="text1"/>
-          <w:sz w:val="21"/>
-          <w:szCs w:val="21"/>
-          <w:lang w:val="en-US"/>
-        </w:rPr>
-        <w:t xml:space="preserve"> </w:t>
-      </w:r>
-      <w:r>
-        <w:rPr>
-          <w:rFonts w:ascii="Merriweather" w:eastAsia="Merriweather" w:hAnsi="Merriweather" w:cs="Merriweather"/>
-          <w:b/>
-          <w:bCs/>
-          <w:color w:val="000000" w:themeColor="text1"/>
-          <w:sz w:val="21"/>
-          <w:szCs w:val="21"/>
-        </w:rPr>
-        <w:t>PROJECTS</w:t>
-      </w:r>
-    </w:p>
-    <w:p>
-      <w:pPr>
-        <w:spacing w:line="270" w:lineRule="auto"/>
-        <w:rPr>
-          <w:rFonts w:ascii="Merriweather Light" w:eastAsia="Merriweather Light" w:hAnsi="Merriweather Light" w:cs="Merriweather Light"/>
-          <w:color w:val="000000" w:themeColor="text1"/>
-          <w:sz w:val="16"/>
-          <w:szCs w:val="16"/>
-          <w:lang w:val="en-US" w:eastAsia="ko-KR"/>
-        </w:rPr>
-      </w:pPr>
-      <w:r>
-        <w:rPr>
-          <w:rFonts w:ascii="Merriweather" w:eastAsia="Merriweather" w:hAnsi="Merriweather" w:cs="Merriweather"/>
-          <w:b/>
-          <w:bCs/>
-          <w:color w:val="000000" w:themeColor="text1"/>
-          <w:sz w:val="20"/>
-          <w:szCs w:val="20"/>
-          <w:lang w:val="en-US" w:eastAsia="ko-KR"/>
-        </w:rPr>
-        <w:t>Agentic</w:t>
-      </w:r>
-      <w:r>
-        <w:rPr>
-          <w:rFonts w:ascii="Merriweather" w:hAnsi="Merriweather"/>
-          <w:b/>
-          <w:bCs/>
-          <w:sz w:val="21"/>
-          <w:szCs w:val="21"/>
-        </w:rPr>
-        <w:t xml:space="preserve"> </w:t>
-      </w:r>
-      <w:r>
-        <w:rPr>
-          <w:rFonts w:ascii="Merriweather" w:eastAsia="Merriweather" w:hAnsi="Merriweather" w:cs="Merriweather"/>
-          <w:b/>
-          <w:bCs/>
-          <w:color w:val="000000" w:themeColor="text1"/>
-          <w:sz w:val="20"/>
-          <w:szCs w:val="20"/>
-          <w:lang w:val="en-US" w:eastAsia="ko-KR"/>
-        </w:rPr>
-        <w:t xml:space="preserve">Agent Call Center </w:t>
+        <w:t>Collaborated on a team building NLP systems for the Arabic language across speech and text.</w:t>
       </w:r>
     </w:p>
     <w:p>
@@ -2086,29 +3151,95 @@
           <w:szCs w:val="16"/>
           <w:lang w:val="en-US" w:eastAsia="ko-KR"/>
         </w:rPr>
-        <w:t xml:space="preserve">Built an agentic AI call-center assistant using LLM tool-calling and </w:t>
-      </w:r>
-      <w:proofErr w:type="gramStart"/>
-      <w:r>
-        <w:rPr>
-          <w:rFonts w:ascii="Merriweather Light" w:eastAsia="Merriweather Light" w:hAnsi="Merriweather Light" w:cs="Merriweather Light"/>
-          <w:color w:val="000000" w:themeColor="text1"/>
-          <w:sz w:val="16"/>
-          <w:szCs w:val="16"/>
-          <w:lang w:val="en-US" w:eastAsia="ko-KR"/>
-        </w:rPr>
-        <w:t>Multi-RAG</w:t>
-      </w:r>
-      <w:proofErr w:type="gramEnd"/>
-      <w:r>
-        <w:rPr>
-          <w:rFonts w:ascii="Merriweather Light" w:eastAsia="Merriweather Light" w:hAnsi="Merriweather Light" w:cs="Merriweather Light"/>
-          <w:color w:val="000000" w:themeColor="text1"/>
-          <w:sz w:val="16"/>
-          <w:szCs w:val="16"/>
-          <w:lang w:val="en-US" w:eastAsia="ko-KR"/>
-        </w:rPr>
-        <w:t xml:space="preserve"> retrieval to automate intent handling, answer generation, and CRM/ticketing actions.</w:t>
+        <w:t>Developed and deployed production systems, including Speech Recognition, Optical Character Recognition, Text Diacritization, Voice Conversion, and Quran Recitation Verification.</w:t>
+      </w:r>
+      <w:r>
+        <w:rPr>
+          <w:color w:val="000000" w:themeColor="text1"/>
+          <w:sz w:val="16"/>
+          <w:szCs w:val="16"/>
+        </w:rPr>
+        <w:t xml:space="preserve"> </w:t>
+      </w:r>
+    </w:p>
+    <w:p>
+      <w:pPr>
+        <w:pStyle w:val="ReziHeading"/>
+        <w:spacing w:before="180" w:after="60" w:line="270" w:lineRule="auto"/>
+        <w:rPr>
+          <w:color w:val="000000" w:themeColor="text1"/>
+          <w:sz w:val="21"/>
+          <w:szCs w:val="21"/>
+        </w:rPr>
+      </w:pPr>
+      <w:r>
+        <w:rPr>
+          <w:rFonts w:ascii="Merriweather" w:eastAsia="Merriweather" w:hAnsi="Merriweather" w:cs="Merriweather"/>
+          <w:b/>
+          <w:bCs/>
+          <w:color w:val="000000" w:themeColor="text1"/>
+          <w:sz w:val="21"/>
+          <w:szCs w:val="21"/>
+          <w:lang w:val="en-US"/>
+        </w:rPr>
+        <w:t xml:space="preserve"> </w:t>
+      </w:r>
+      <w:r>
+        <w:rPr>
+          <w:rFonts w:ascii="Merriweather" w:eastAsia="Merriweather" w:hAnsi="Merriweather" w:cs="Merriweather"/>
+          <w:b/>
+          <w:bCs/>
+          <w:color w:val="000000" w:themeColor="text1"/>
+          <w:sz w:val="21"/>
+          <w:szCs w:val="21"/>
+        </w:rPr>
+        <w:t>PROJECTS</w:t>
+      </w:r>
+    </w:p>
+    <w:p>
+      <w:pPr>
+        <w:spacing w:line="270" w:lineRule="auto"/>
+        <w:rPr>
+          <w:rFonts w:ascii="Merriweather Light" w:eastAsia="Merriweather Light" w:hAnsi="Merriweather Light" w:cs="Merriweather Light"/>
+          <w:color w:val="000000" w:themeColor="text1"/>
+          <w:sz w:val="16"/>
+          <w:szCs w:val="16"/>
+          <w:lang w:val="en-US" w:eastAsia="ko-KR"/>
+        </w:rPr>
+      </w:pPr>
+      <w:r>
+        <w:rPr>
+          <w:rFonts w:ascii="Merriweather" w:eastAsia="Merriweather" w:hAnsi="Merriweather" w:cs="Merriweather"/>
+          <w:b/>
+          <w:bCs/>
+          <w:color w:val="000000" w:themeColor="text1"/>
+          <w:sz w:val="20"/>
+          <w:szCs w:val="20"/>
+          <w:lang w:val="en-US" w:eastAsia="ko-KR"/>
+        </w:rPr>
+        <w:t>Agentic</w:t>
+      </w:r>
+      <w:r>
+        <w:rPr>
+          <w:rFonts w:ascii="Merriweather" w:hAnsi="Merriweather"/>
+          <w:b/>
+          <w:bCs/>
+          <w:sz w:val="21"/>
+          <w:szCs w:val="21"/>
+        </w:rPr>
+        <w:t xml:space="preserve"> </w:t>
+      </w:r>
+      <w:r>
+        <w:rPr>
+          <w:rFonts w:ascii="Merriweather" w:eastAsia="Merriweather" w:hAnsi="Merriweather" w:cs="Merriweather"/>
+          <w:b/>
+          <w:bCs/>
+          <w:color w:val="000000" w:themeColor="text1"/>
+          <w:sz w:val="20"/>
+          <w:szCs w:val="20"/>
+          <w:lang w:val="en-US" w:eastAsia="ko-KR"/>
+        </w:rPr>
+        <w:t xml:space="preserve">Agent Call Center </w:t>
       </w:r>
     </w:p>
     <w:p>
@@ -2135,47 +3266,49 @@
           <w:szCs w:val="16"/>
           <w:lang w:val="en-US" w:eastAsia="ko-KR"/>
         </w:rPr>
-        <w:t>Designed a reliable conversation orchestration layer with guardrails, escalation-to-human routing, and quality evaluation to ensure safe and consistent customer support automation.</w:t>
-      </w:r>
-    </w:p>
-    <w:p>
-      <w:pPr>
-        <w:pStyle w:val="ListParagraph"/>
-        <w:spacing w:after="30" w:line="232" w:lineRule="auto"/>
-        <w:ind w:left="260"/>
-        <w:rPr>
-          <w:rFonts w:ascii="Merriweather Light" w:eastAsia="Merriweather Light" w:hAnsi="Merriweather Light" w:cs="Merriweather Light"/>
-          <w:color w:val="000000" w:themeColor="text1"/>
-          <w:sz w:val="16"/>
-          <w:szCs w:val="16"/>
-          <w:lang w:val="en-US" w:eastAsia="ko-KR"/>
-        </w:rPr>
-      </w:pPr>
-    </w:p>
-    <w:p>
-      <w:pPr>
-        <w:spacing w:line="270" w:lineRule="auto"/>
-        <w:rPr>
-          <w:rFonts w:ascii="Merriweather" w:eastAsia="Merriweather" w:hAnsi="Merriweather" w:cs="Merriweather"/>
-          <w:b/>
-          <w:bCs/>
-          <w:color w:val="000000" w:themeColor="text1"/>
-          <w:sz w:val="20"/>
-          <w:szCs w:val="20"/>
-          <w:lang w:val="en-US" w:eastAsia="ko-KR"/>
-        </w:rPr>
-      </w:pPr>
-      <w:r>
-        <w:rPr>
-          <w:rFonts w:ascii="Merriweather" w:eastAsia="Merriweather" w:hAnsi="Merriweather" w:cs="Merriweather"/>
-          <w:b/>
-          <w:bCs/>
-          <w:color w:val="000000" w:themeColor="text1"/>
-          <w:sz w:val="20"/>
-          <w:szCs w:val="20"/>
-          <w:lang w:val="en-US" w:eastAsia="ko-KR"/>
-        </w:rPr>
-        <w:t>Fashimi APP — Lead Engineer</w:t>
+        <w:t xml:space="preserve">Built an agentic AI call-center assistant using LLM tool-calling and </w:t>
+      </w:r>
+      <w:proofErr w:type="gramStart"/>
+      <w:r>
+        <w:rPr>
+          <w:rFonts w:ascii="Merriweather Light" w:eastAsia="Merriweather Light" w:hAnsi="Merriweather Light" w:cs="Merriweather Light"/>
+          <w:color w:val="000000" w:themeColor="text1"/>
+          <w:sz w:val="16"/>
+          <w:szCs w:val="16"/>
+          <w:lang w:val="en-US" w:eastAsia="ko-KR"/>
+        </w:rPr>
+        <w:t>Multi-RAG</w:t>
+      </w:r>
+      <w:proofErr w:type="gramEnd"/>
+      <w:r>
+        <w:rPr>
+          <w:rFonts w:ascii="Merriweather Light" w:eastAsia="Merriweather Light" w:hAnsi="Merriweather Light" w:cs="Merriweather Light"/>
+          <w:color w:val="000000" w:themeColor="text1"/>
+          <w:sz w:val="16"/>
+          <w:szCs w:val="16"/>
+          <w:lang w:val="en-US" w:eastAsia="ko-KR"/>
+        </w:rPr>
+        <w:t xml:space="preserve"> retrieval to automate intent handling,</w:t>
+      </w:r>
+      <w:r>
+        <w:rPr>
+          <w:rFonts w:ascii="Merriweather Light" w:eastAsia="Merriweather Light" w:hAnsi="Merriweather Light" w:cs="Merriweather Light"/>
+          <w:color w:val="000000" w:themeColor="text1"/>
+          <w:sz w:val="16"/>
+          <w:szCs w:val="16"/>
+          <w:lang w:val="en-US" w:eastAsia="ko-KR"/>
+        </w:rPr>
+        <w:t xml:space="preserve"> </w:t>
+      </w:r>
+      <w:r>
+        <w:rPr>
+          <w:rFonts w:ascii="Merriweather Light" w:eastAsia="Merriweather Light" w:hAnsi="Merriweather Light" w:cs="Merriweather Light"/>
+          <w:color w:val="000000" w:themeColor="text1"/>
+          <w:sz w:val="16"/>
+          <w:szCs w:val="16"/>
+          <w:lang w:val="en-US" w:eastAsia="ko-KR"/>
+        </w:rPr>
+        <w:t>answer generation, and CRM/ticketing actions.</w:t>
       </w:r>
     </w:p>
     <w:p>
@@ -2202,7 +3335,113 @@
           <w:szCs w:val="16"/>
           <w:lang w:val="en-US" w:eastAsia="ko-KR"/>
         </w:rPr>
-        <w:t>Built an AI try-on platform using LLMs for recommendation + prompt generation and diffusion models for avatar generation and photorealistic try-on rendering.</w:t>
+        <w:t xml:space="preserve">Delivered the supporting speech stack: multilingual ASR (NVIDIA </w:t>
+      </w:r>
+      <w:proofErr w:type="spellStart"/>
+      <w:r>
+        <w:rPr>
+          <w:rFonts w:ascii="Merriweather Light" w:eastAsia="Merriweather Light" w:hAnsi="Merriweather Light" w:cs="Merriweather Light"/>
+          <w:color w:val="000000" w:themeColor="text1"/>
+          <w:sz w:val="16"/>
+          <w:szCs w:val="16"/>
+          <w:lang w:val="en-US" w:eastAsia="ko-KR"/>
+        </w:rPr>
+        <w:t>NeMo</w:t>
+      </w:r>
+      <w:proofErr w:type="spellEnd"/>
+      <w:r>
+        <w:rPr>
+          <w:rFonts w:ascii="Merriweather Light" w:eastAsia="Merriweather Light" w:hAnsi="Merriweather Light" w:cs="Merriweather Light"/>
+          <w:color w:val="000000" w:themeColor="text1"/>
+          <w:sz w:val="16"/>
+          <w:szCs w:val="16"/>
+          <w:lang w:val="en-US" w:eastAsia="ko-KR"/>
+        </w:rPr>
+        <w:t>) covering Arabic MSA, Egyptian, Saudi and</w:t>
+      </w:r>
+      <w:r>
+        <w:rPr>
+          <w:rFonts w:ascii="Merriweather Light" w:eastAsia="Merriweather Light" w:hAnsi="Merriweather Light" w:cs="Merriweather Light"/>
+          <w:color w:val="000000" w:themeColor="text1"/>
+          <w:sz w:val="16"/>
+          <w:szCs w:val="16"/>
+          <w:lang w:val="en-US" w:eastAsia="ko-KR"/>
+        </w:rPr>
+        <w:t xml:space="preserve"> </w:t>
+      </w:r>
+      <w:r>
+        <w:rPr>
+          <w:rFonts w:ascii="Merriweather Light" w:eastAsia="Merriweather Light" w:hAnsi="Merriweather Light" w:cs="Merriweather Light"/>
+          <w:color w:val="000000" w:themeColor="text1"/>
+          <w:sz w:val="16"/>
+          <w:szCs w:val="16"/>
+          <w:lang w:val="en-US" w:eastAsia="ko-KR"/>
+        </w:rPr>
+        <w:t xml:space="preserve">Gulf plus English on 8 kHz telephony, 4 TTS voices (2 male / 2 female) at 3.2 MOS naturalness, speaker </w:t>
+      </w:r>
+      <w:proofErr w:type="spellStart"/>
+      <w:r>
+        <w:rPr>
+          <w:rFonts w:ascii="Merriweather Light" w:eastAsia="Merriweather Light" w:hAnsi="Merriweather Light" w:cs="Merriweather Light"/>
+          <w:color w:val="000000" w:themeColor="text1"/>
+          <w:sz w:val="16"/>
+          <w:szCs w:val="16"/>
+          <w:lang w:val="en-US" w:eastAsia="ko-KR"/>
+        </w:rPr>
+        <w:t>diarization</w:t>
+      </w:r>
+      <w:proofErr w:type="spellEnd"/>
+      <w:r>
+        <w:rPr>
+          <w:rFonts w:ascii="Merriweather Light" w:eastAsia="Merriweather Light" w:hAnsi="Merriweather Light" w:cs="Merriweather Light"/>
+          <w:color w:val="000000" w:themeColor="text1"/>
+          <w:sz w:val="16"/>
+          <w:szCs w:val="16"/>
+          <w:lang w:val="en-US" w:eastAsia="ko-KR"/>
+        </w:rPr>
+        <w:t>,</w:t>
+      </w:r>
+      <w:r>
+        <w:rPr>
+          <w:rFonts w:ascii="Merriweather Light" w:eastAsia="Merriweather Light" w:hAnsi="Merriweather Light" w:cs="Merriweather Light"/>
+          <w:color w:val="000000" w:themeColor="text1"/>
+          <w:sz w:val="16"/>
+          <w:szCs w:val="16"/>
+          <w:lang w:val="en-US" w:eastAsia="ko-KR"/>
+        </w:rPr>
+        <w:t xml:space="preserve"> </w:t>
+      </w:r>
+      <w:r>
+        <w:rPr>
+          <w:rFonts w:ascii="Merriweather Light" w:eastAsia="Merriweather Light" w:hAnsi="Merriweather Light" w:cs="Merriweather Light"/>
+          <w:color w:val="000000" w:themeColor="text1"/>
+          <w:sz w:val="16"/>
+          <w:szCs w:val="16"/>
+          <w:lang w:val="en-US" w:eastAsia="ko-KR"/>
+        </w:rPr>
+        <w:t>VAD + noise suppression, keyword/</w:t>
+      </w:r>
+      <w:proofErr w:type="spellStart"/>
+      <w:r>
+        <w:rPr>
+          <w:rFonts w:ascii="Merriweather Light" w:eastAsia="Merriweather Light" w:hAnsi="Merriweather Light" w:cs="Merriweather Light"/>
+          <w:color w:val="000000" w:themeColor="text1"/>
+          <w:sz w:val="16"/>
+          <w:szCs w:val="16"/>
+          <w:lang w:val="en-US" w:eastAsia="ko-KR"/>
+        </w:rPr>
+        <w:t>hotword</w:t>
+      </w:r>
+      <w:proofErr w:type="spellEnd"/>
+      <w:r>
+        <w:rPr>
+          <w:rFonts w:ascii="Merriweather Light" w:eastAsia="Merriweather Light" w:hAnsi="Merriweather Light" w:cs="Merriweather Light"/>
+          <w:color w:val="000000" w:themeColor="text1"/>
+          <w:sz w:val="16"/>
+          <w:szCs w:val="16"/>
+          <w:lang w:val="en-US" w:eastAsia="ko-KR"/>
+        </w:rPr>
+        <w:t xml:space="preserve"> spotting, intent classification, and Named Entity Recognition.</w:t>
       </w:r>
     </w:p>
     <w:p>
@@ -2229,7 +3468,7 @@
           <w:szCs w:val="16"/>
           <w:lang w:val="en-US" w:eastAsia="ko-KR"/>
         </w:rPr>
-        <w:t>Developed a recommendation engine leveraging mood/occasion/climate/user preferences to produce personalized outfit prompts.</w:t>
+        <w:t>Designed a reliable conversation orchestration layer with guardrails, escalation-to-human routing, and quality evaluation to ensure safe and consistent customer-support automation.</w:t>
       </w:r>
     </w:p>
     <w:p>
@@ -2269,7 +3508,7 @@
           <w:szCs w:val="20"/>
           <w:lang w:val="en-US" w:eastAsia="ko-KR"/>
         </w:rPr>
-        <w:t>Valorant Overlay — Developer</w:t>
+        <w:t>Fashimi APP — Lead Engineer</w:t>
       </w:r>
     </w:p>
     <w:p>
@@ -2296,7 +3535,7 @@
           <w:szCs w:val="16"/>
           <w:lang w:val="en-US" w:eastAsia="ko-KR"/>
         </w:rPr>
-        <w:t>Designed a real-time multi-threaded system extracting gameplay data from Valorant for esports competition overlays.</w:t>
+        <w:t>Built an AI try-on platform using LLMs for recommendation + prompt generation and diffusion models for avatar generation and photorealistic try-on rendering.</w:t>
       </w:r>
     </w:p>
     <w:p>
@@ -2323,25 +3562,119 @@
           <w:szCs w:val="16"/>
           <w:lang w:val="en-US" w:eastAsia="ko-KR"/>
         </w:rPr>
-        <w:t>Implemented object detection, pattern recognition, and color analysis, achieving a response latency of 50–72 msec.</w:t>
-      </w:r>
-    </w:p>
-    <w:p>
-      <w:pPr>
-        <w:pStyle w:val="ReziHeading"/>
-        <w:spacing w:before="180" w:after="60" w:line="270" w:lineRule="auto"/>
-        <w:rPr>
-          <w:color w:val="000000" w:themeColor="text1"/>
-          <w:sz w:val="21"/>
-          <w:szCs w:val="21"/>
-        </w:rPr>
-      </w:pPr>
-      <w:r>
+        <w:t>Developed a recommendation engine leveraging mood/occasion/climate/user preferences to produce personalized outfit prompts.</w:t>
+      </w:r>
+    </w:p>
+    <w:p>
+      <w:pPr>
+        <w:pStyle w:val="ListParagraph"/>
+        <w:spacing w:after="30" w:line="232" w:lineRule="auto"/>
+        <w:ind w:left="260"/>
+        <w:rPr>
+          <w:rFonts w:ascii="Merriweather Light" w:eastAsia="Merriweather Light" w:hAnsi="Merriweather Light" w:cs="Merriweather Light"/>
+          <w:color w:val="000000" w:themeColor="text1"/>
+          <w:sz w:val="16"/>
+          <w:szCs w:val="16"/>
+          <w:lang w:val="en-US" w:eastAsia="ko-KR"/>
+        </w:rPr>
+      </w:pPr>
+    </w:p>
+    <w:p>
+      <w:pPr>
+        <w:spacing w:line="270" w:lineRule="auto"/>
         <w:rPr>
           <w:rFonts w:ascii="Merriweather" w:eastAsia="Merriweather" w:hAnsi="Merriweather" w:cs="Merriweather"/>
           <w:b/>
           <w:bCs/>
           <w:color w:val="000000" w:themeColor="text1"/>
+          <w:sz w:val="20"/>
+          <w:szCs w:val="20"/>
+          <w:lang w:val="en-US" w:eastAsia="ko-KR"/>
+        </w:rPr>
+      </w:pPr>
+      <w:r>
+        <w:rPr>
+          <w:rFonts w:ascii="Merriweather" w:eastAsia="Merriweather" w:hAnsi="Merriweather" w:cs="Merriweather"/>
+          <w:b/>
+          <w:bCs/>
+          <w:color w:val="000000" w:themeColor="text1"/>
+          <w:sz w:val="20"/>
+          <w:szCs w:val="20"/>
+          <w:lang w:val="en-US" w:eastAsia="ko-KR"/>
+        </w:rPr>
+        <w:t>Valorant Overlay — Developer</w:t>
+      </w:r>
+    </w:p>
+    <w:p>
+      <w:pPr>
+        <w:pStyle w:val="ListParagraph"/>
+        <w:numPr>
+          <w:ilvl w:val="0"/>
+          <w:numId w:val="2"/>
+        </w:numPr>
+        <w:spacing w:after="30" w:line="232" w:lineRule="auto"/>
+        <w:rPr>
+          <w:rFonts w:ascii="Merriweather Light" w:eastAsia="Merriweather Light" w:hAnsi="Merriweather Light" w:cs="Merriweather Light"/>
+          <w:color w:val="000000" w:themeColor="text1"/>
+          <w:sz w:val="16"/>
+          <w:szCs w:val="16"/>
+          <w:lang w:val="en-US" w:eastAsia="ko-KR"/>
+        </w:rPr>
+      </w:pPr>
+      <w:r>
+        <w:rPr>
+          <w:rFonts w:ascii="Merriweather Light" w:eastAsia="Merriweather Light" w:hAnsi="Merriweather Light" w:cs="Merriweather Light"/>
+          <w:color w:val="000000" w:themeColor="text1"/>
+          <w:sz w:val="16"/>
+          <w:szCs w:val="16"/>
+          <w:lang w:val="en-US" w:eastAsia="ko-KR"/>
+        </w:rPr>
+        <w:t>Designed a real-time multi-threaded system extracting gameplay data from Valorant for esports competition overlays.</w:t>
+      </w:r>
+    </w:p>
+    <w:p>
+      <w:pPr>
+        <w:pStyle w:val="ListParagraph"/>
+        <w:numPr>
+          <w:ilvl w:val="0"/>
+          <w:numId w:val="2"/>
+        </w:numPr>
+        <w:spacing w:after="30" w:line="232" w:lineRule="auto"/>
+        <w:rPr>
+          <w:rFonts w:ascii="Merriweather Light" w:eastAsia="Merriweather Light" w:hAnsi="Merriweather Light" w:cs="Merriweather Light"/>
+          <w:color w:val="000000" w:themeColor="text1"/>
+          <w:sz w:val="16"/>
+          <w:szCs w:val="16"/>
+          <w:lang w:val="en-US" w:eastAsia="ko-KR"/>
+        </w:rPr>
+      </w:pPr>
+      <w:r>
+        <w:rPr>
+          <w:rFonts w:ascii="Merriweather Light" w:eastAsia="Merriweather Light" w:hAnsi="Merriweather Light" w:cs="Merriweather Light"/>
+          <w:color w:val="000000" w:themeColor="text1"/>
+          <w:sz w:val="16"/>
+          <w:szCs w:val="16"/>
+          <w:lang w:val="en-US" w:eastAsia="ko-KR"/>
+        </w:rPr>
+        <w:t>Implemented object detection, pattern recognition, and color analysis, achieving a response latency of 50–72 msec.</w:t>
+      </w:r>
+    </w:p>
+    <w:p>
+      <w:pPr>
+        <w:pStyle w:val="ReziHeading"/>
+        <w:spacing w:before="180" w:after="60" w:line="270" w:lineRule="auto"/>
+        <w:rPr>
+          <w:color w:val="000000" w:themeColor="text1"/>
+          <w:sz w:val="21"/>
+          <w:szCs w:val="21"/>
+        </w:rPr>
+      </w:pPr>
+      <w:r>
+        <w:rPr>
+          <w:rFonts w:ascii="Merriweather" w:eastAsia="Merriweather" w:hAnsi="Merriweather" w:cs="Merriweather"/>
+          <w:b/>
+          <w:bCs/>
+          <w:color w:val="000000" w:themeColor="text1"/>
           <w:sz w:val="21"/>
           <w:szCs w:val="21"/>
           <w:lang w:val="en-US"/>
@@ -2424,6 +3757,7 @@
           <w:sz w:val="21"/>
           <w:szCs w:val="21"/>
         </w:rPr>
+        <w:lastRenderedPageBreak/>
         <w:t>PUBLICATIONS</w:t>
       </w:r>
     </w:p>
@@ -2571,7 +3905,6 @@
           <w:sz w:val="21"/>
           <w:szCs w:val="21"/>
         </w:rPr>
-        <w:lastRenderedPageBreak/>
         <w:t>HOBBIES</w:t>
       </w:r>
     </w:p>
